--- a/login-app/docs/specs-and-testcases.docx
+++ b/login-app/docs/specs-and-testcases.docx
@@ -3558,7 +3558,7 @@
               <w:rPr>
                 <w:sz w:val="16"/>
               </w:rPr>
-              <w:t>failed_login_count &gt;= 5, locked_until が設定</w:t>
+              <w:t>ログイン連続失敗回数が5回に達し、ロック期限が設定される</w:t>
             </w:r>
           </w:p>
         </w:tc>
@@ -3617,7 +3617,7 @@
               <w:rPr>
                 <w:sz w:val="16"/>
               </w:rPr>
-              <w:t>locked_until = 9999-12-31（永続）</w:t>
+              <w:t>ロック期限が永続（9999-12-31）に設定される</w:t>
             </w:r>
           </w:p>
         </w:tc>
@@ -3676,7 +3676,7 @@
               <w:rPr>
                 <w:sz w:val="16"/>
               </w:rPr>
-              <w:t>is_active = false</w:t>
+              <w:t>アカウントが無効化される</w:t>
             </w:r>
           </w:p>
         </w:tc>
@@ -3794,7 +3794,7 @@
               <w:rPr>
                 <w:sz w:val="16"/>
               </w:rPr>
-              <w:t>locked_until が過去になる / failed_login_count = 0</w:t>
+              <w:t>ロック期限が過去になり、失敗回数がリセットされる</w:t>
             </w:r>
           </w:p>
         </w:tc>
@@ -3853,7 +3853,7 @@
               <w:rPr>
                 <w:sz w:val="16"/>
               </w:rPr>
-              <w:t>locked_until = NULL, failed_login_count = 0</w:t>
+              <w:t>ロック期限が解除され、失敗回数がリセットされる</w:t>
             </w:r>
           </w:p>
         </w:tc>
@@ -3912,7 +3912,7 @@
               <w:rPr>
                 <w:sz w:val="16"/>
               </w:rPr>
-              <w:t>is_active = true</w:t>
+              <w:t>アカウントが有効化される</w:t>
             </w:r>
           </w:p>
         </w:tc>
@@ -3971,7 +3971,7 @@
               <w:rPr>
                 <w:sz w:val="16"/>
               </w:rPr>
-              <w:t>password_changed_at = NOW()</w:t>
+              <w:t>パスワード変更日時が現在時刻に更新される</w:t>
             </w:r>
           </w:p>
         </w:tc>
@@ -4030,7 +4030,7 @@
               <w:rPr>
                 <w:sz w:val="16"/>
               </w:rPr>
-              <w:t>force_password_change フラグ → 次回ログイン時に変更画面へ</w:t>
+              <w:t>次回ログイン時にパスワード変更画面へ誘導される</w:t>
             </w:r>
           </w:p>
         </w:tc>
@@ -4089,7 +4089,7 @@
               <w:rPr>
                 <w:sz w:val="16"/>
               </w:rPr>
-              <w:t>is_admin=true は変化しない。パスワードのみ更新</w:t>
+              <w:t>管理者フラグは変化しない。パスワードのみ更新される</w:t>
             </w:r>
           </w:p>
         </w:tc>
@@ -6619,9 +6619,9 @@
           <w:rFonts w:ascii="Meiryo" w:hAnsi="Meiryo"/>
           <w:sz w:val="18"/>
         </w:rPr>
-        <w:t>1. #screen-home が display:flex になる</w:t>
+        <w:t>1. ホーム画面に切り替わる</w:t>
         <w:br/>
-        <w:t>2. #home-username のテキストが「user001 さん」</w:t>
+        <w:t>2. ホーム画面のユーザー名表示が「user001 さん」になる</w:t>
         <w:br/>
         <w:t>3. ログイン成功メッセージが表示される</w:t>
       </w:r>
@@ -7141,11 +7141,11 @@
           <w:rFonts w:ascii="Meiryo" w:hAnsi="Meiryo"/>
           <w:sz w:val="18"/>
         </w:rPr>
-        <w:t>1. #err-userid が visible になる</w:t>
+        <w:t>1. ユーザーIDエラーメッセージが表示される</w:t>
         <w:br/>
         <w:t>2. エラー文言が「ユーザーIDを入力してください」</w:t>
         <w:br/>
-        <w:t>3. #user-id に error クラスが付く</w:t>
+        <w:t>3. ユーザーID入力欄がエラー表示になる</w:t>
         <w:br/>
         <w:t>4. API 呼び出しは発生しない</w:t>
       </w:r>
@@ -7403,7 +7403,7 @@
           <w:rFonts w:ascii="Meiryo" w:hAnsi="Meiryo"/>
           <w:sz w:val="18"/>
         </w:rPr>
-        <w:t>1. #err-password が visible になる</w:t>
+        <w:t>1. パスワードエラーメッセージが表示される</w:t>
         <w:br/>
         <w:t>2. エラー文言が「パスワードを入力してください」</w:t>
         <w:br/>
@@ -7661,7 +7661,7 @@
           <w:rFonts w:ascii="Meiryo" w:hAnsi="Meiryo"/>
           <w:sz w:val="18"/>
         </w:rPr>
-        <w:t>1. #err-userid が visible になる</w:t>
+        <w:t>1. ユーザーIDエラーメッセージが表示される</w:t>
         <w:br/>
         <w:t>2. エラー文言が「ユーザーIDは半角英数字で入力してください」</w:t>
       </w:r>
@@ -7917,7 +7917,7 @@
           <w:rFonts w:ascii="Meiryo" w:hAnsi="Meiryo"/>
           <w:sz w:val="18"/>
         </w:rPr>
-        <w:t>1. #err-password が visible になる</w:t>
+        <w:t>1. パスワードエラーメッセージが表示される</w:t>
         <w:br/>
         <w:t>2. エラー文言が「パスワードは8〜32文字で入力してください」</w:t>
       </w:r>
@@ -8173,7 +8173,7 @@
           <w:rFonts w:ascii="Meiryo" w:hAnsi="Meiryo"/>
           <w:sz w:val="18"/>
         </w:rPr>
-        <w:t>1. #err-password に visible クラスがない</w:t>
+        <w:t>1. パスワードエラーメッセージが表示されない</w:t>
         <w:br/>
         <w:t>2. エラーメッセージが表示されない</w:t>
       </w:r>
@@ -8385,7 +8385,7 @@
           <w:rFonts w:ascii="Meiryo" w:hAnsi="Meiryo"/>
           <w:sz w:val="18"/>
         </w:rPr>
-        <w:t>・user001 が有効状態で存在する（failed_login_count = 0）</w:t>
+        <w:t>・user001 が有効状態で存在する（ログイン失敗回数がゼロの状態）</w:t>
       </w:r>
     </w:p>
     <w:p>
@@ -8427,11 +8427,11 @@
           <w:rFonts w:ascii="Meiryo" w:hAnsi="Meiryo"/>
           <w:sz w:val="18"/>
         </w:rPr>
-        <w:t>1. #auth-error が visible になる</w:t>
+        <w:t>1. 認証エラーメッセージが表示される</w:t>
         <w:br/>
         <w:t>2. テキストに「あと4回失敗するとロックされます」が含まれる</w:t>
         <w:br/>
-        <w:t>3. auth-locked クラスは付かない</w:t>
+        <w:t>3. ロックエラー表示にはなっていない</w:t>
       </w:r>
     </w:p>
     <w:p/>
@@ -8641,7 +8641,7 @@
           <w:rFonts w:ascii="Meiryo" w:hAnsi="Meiryo"/>
           <w:sz w:val="18"/>
         </w:rPr>
-        <w:t>・e2elock が有効状態で存在する（failed_login_count = 0）</w:t>
+        <w:t>・e2elock が有効状態で存在する（ログイン失敗回数がゼロの状態）</w:t>
       </w:r>
     </w:p>
     <w:p>
@@ -8691,9 +8691,9 @@
           <w:rFonts w:ascii="Meiryo" w:hAnsi="Meiryo"/>
           <w:sz w:val="18"/>
         </w:rPr>
-        <w:t>1. 1〜4回目：#auth-error に残り回数（4,3,2,1）が表示される</w:t>
+        <w:t>1. 1〜4回目：認証エラーメッセージに残り回数（4,3,2,1）が表示される</w:t>
         <w:br/>
-        <w:t>2. 5回目：#auth-error に auth-locked クラスが付く</w:t>
+        <w:t>2. 5回目：認証エラーメッセージがロックエラー表示になる</w:t>
         <w:br/>
         <w:t>3. 5回目：ロックメッセージが表示される</w:t>
       </w:r>
@@ -8947,7 +8947,7 @@
           <w:rFonts w:ascii="Meiryo" w:hAnsi="Meiryo"/>
           <w:sz w:val="18"/>
         </w:rPr>
-        <w:t>1. #auth-error に auth-locked クラスが付く</w:t>
+        <w:t>1. 認証エラーメッセージがロックエラー表示になる</w:t>
         <w:br/>
         <w:t>2. ロック中メッセージが表示される</w:t>
         <w:br/>
@@ -9203,9 +9203,9 @@
           <w:rFonts w:ascii="Meiryo" w:hAnsi="Meiryo"/>
           <w:sz w:val="18"/>
         </w:rPr>
-        <w:t>1. #screen-pw-change が display:flex になる</w:t>
+        <w:t>1. パスワード変更画面に切り替わる</w:t>
         <w:br/>
-        <w:t>2. ログイン画面（#screen-login）は非表示になる</w:t>
+        <w:t>2. ログイン画面は非表示になる</w:t>
       </w:r>
     </w:p>
     <w:p/>
@@ -9415,7 +9415,7 @@
           <w:rFonts w:ascii="Meiryo" w:hAnsi="Meiryo"/>
           <w:sz w:val="18"/>
         </w:rPr>
-        <w:t>・PW変更画面（#screen-pw-change）が表示されている状態</w:t>
+        <w:t>・パスワード変更画面が表示されている状態</w:t>
       </w:r>
     </w:p>
     <w:p>
@@ -9461,11 +9461,11 @@
           <w:rFonts w:ascii="Meiryo" w:hAnsi="Meiryo"/>
           <w:sz w:val="18"/>
         </w:rPr>
-        <w:t>1. #pw-change-success が visible になる</w:t>
+        <w:t>1. パスワード変更成功メッセージが表示される</w:t>
         <w:br/>
-        <w:t>2. #btn-change が disabled になる</w:t>
+        <w:t>2. 「パスワードを変更する」ボタンが非活性になる</w:t>
         <w:br/>
-        <w:t>3. 2秒後に #screen-login が表示される</w:t>
+        <w:t>3. 2秒後にログイン画面が表示される</w:t>
       </w:r>
     </w:p>
     <w:p/>
@@ -9721,9 +9721,9 @@
           <w:rFonts w:ascii="Meiryo" w:hAnsi="Meiryo"/>
           <w:sz w:val="18"/>
         </w:rPr>
-        <w:t>1. #err-confirm-password に「パスワードが一致しません」が表示される</w:t>
+        <w:t>1. 確認パスワードエラーメッセージに「パスワードが一致しません」が表示される</w:t>
         <w:br/>
-        <w:t>2. API（change-password）は呼び出されない</w:t>
+        <w:t>2. パスワード変更APIは呼び出されない</w:t>
       </w:r>
     </w:p>
     <w:p/>
@@ -9975,13 +9975,13 @@
           <w:rFonts w:ascii="Meiryo" w:hAnsi="Meiryo"/>
           <w:sz w:val="18"/>
         </w:rPr>
-        <w:t>1. #screen-login が表示される</w:t>
+        <w:t>1. ログイン画面が表示される</w:t>
         <w:br/>
-        <w:t>2. #user-id の value が空文字</w:t>
+        <w:t>2. ユーザーID入力欄が空になる</w:t>
         <w:br/>
-        <w:t>3. #password の value が空文字</w:t>
+        <w:t>3. パスワード入力欄が空になる</w:t>
         <w:br/>
-        <w:t>4. #auth-error は非表示のまま</w:t>
+        <w:t>4. 認証エラーメッセージは非表示のまま</w:t>
       </w:r>
     </w:p>
     <w:p/>
@@ -10239,7 +10239,7 @@
           <w:rFonts w:ascii="Meiryo" w:hAnsi="Meiryo"/>
           <w:sz w:val="18"/>
         </w:rPr>
-        <w:t>1. #add-alert-success が表示される</w:t>
+        <w:t>1. ユーザー追加成功アラートが表示される</w:t>
         <w:br/>
         <w:t>2. ユーザー一覧に e2enew001 が追加される</w:t>
         <w:br/>
@@ -10499,7 +10499,7 @@
           <w:rFonts w:ascii="Meiryo" w:hAnsi="Meiryo"/>
           <w:sz w:val="18"/>
         </w:rPr>
-        <w:t>1. #add-alert-error が表示される</w:t>
+        <w:t>1. ユーザー追加エラーアラートが表示される</w:t>
         <w:br/>
         <w:t>2. エラーメッセージに「すでに使用されています」が含まれる</w:t>
       </w:r>
@@ -10757,7 +10757,7 @@
         </w:rPr>
         <w:t>1. 成功メッセージが表示される</w:t>
         <w:br/>
-        <w:t>2. e2elocktest のバッジが「ロック中」（badge-locked）になる</w:t>
+        <w:t>2. e2elocktest のバッジが「ロック中」になる</w:t>
       </w:r>
     </w:p>
     <w:p/>
@@ -11011,7 +11011,7 @@
         </w:rPr>
         <w:t>1. 成功メッセージが表示される</w:t>
         <w:br/>
-        <w:t>2. e2elocktest のバッジが「有効」（badge-active）になる</w:t>
+        <w:t>2. e2elocktest のバッジが「有効」になる</w:t>
       </w:r>
     </w:p>
     <w:p/>
@@ -11267,11 +11267,11 @@
           <w:rFonts w:ascii="Meiryo" w:hAnsi="Meiryo"/>
           <w:sz w:val="18"/>
         </w:rPr>
-        <w:t>1. 成功アラート（#admin-pw-alert-success）が表示される</w:t>
+        <w:t>1. 管理者パスワード変更成功アラートが表示される</w:t>
         <w:br/>
         <w:t>2. admin / newadminpw でログインに成功する</w:t>
         <w:br/>
-        <w:t>3. /admin.html へリダイレクトされる</w:t>
+        <w:t>3. 管理画面へリダイレクトされる</w:t>
       </w:r>
     </w:p>
     <w:p/>
@@ -11523,7 +11523,7 @@
           <w:rFonts w:ascii="Meiryo" w:hAnsi="Meiryo"/>
           <w:sz w:val="18"/>
         </w:rPr>
-        <w:t>1. admin 行に「管理者」バッジ（badge-admin）が表示される</w:t>
+        <w:t>1. admin 行に「管理者」バッジが表示される</w:t>
         <w:br/>
         <w:t>2. admin 行に削除・ロック・無効化ボタンが表示されない</w:t>
       </w:r>
@@ -11781,7 +11781,7 @@
         </w:rPr>
         <w:t>1. 成功メッセージが表示される</w:t>
         <w:br/>
-        <w:t>2. e2elocktest のバッジが「無効」（badge-inactive）になる</w:t>
+        <w:t>2. e2elocktest のバッジが「無効」になる</w:t>
       </w:r>
     </w:p>
     <w:p/>
@@ -12505,7 +12505,7 @@
           <w:rFonts w:ascii="Meiryo" w:hAnsi="Meiryo"/>
           <w:sz w:val="18"/>
         </w:rPr>
-        <w:t>・user001 が有効状態（failed_login_count = 0）</w:t>
+        <w:t>・user001 が有効状態（ログイン失敗回数がゼロの状態）</w:t>
       </w:r>
     </w:p>
     <w:p>
@@ -12763,7 +12763,7 @@
           <w:rFonts w:ascii="Meiryo" w:hAnsi="Meiryo"/>
           <w:sz w:val="18"/>
         </w:rPr>
-        <w:t>・user001 が有効状態（failed_login_count = 0）</w:t>
+        <w:t>・user001 が有効状態（ログイン失敗回数がゼロの状態）</w:t>
       </w:r>
     </w:p>
     <w:p>

--- a/login-app/docs/specs-and-testcases.docx
+++ b/login-app/docs/specs-and-testcases.docx
@@ -6513,7 +6513,7 @@
               <w:rPr>
                 <w:sz w:val="16"/>
               </w:rPr>
-              <w:t>Playwright E2E</w:t>
+              <w:t>自社ツール（E2E）</w:t>
             </w:r>
           </w:p>
         </w:tc>
@@ -6530,7 +6530,7 @@
                 <w:b/>
                 <w:sz w:val="16"/>
               </w:rPr>
-              <w:t>対応コード</w:t>
+              <w:t>シナリオID</w:t>
             </w:r>
           </w:p>
         </w:tc>
@@ -6544,7 +6544,7 @@
               <w:rPr>
                 <w:sz w:val="16"/>
               </w:rPr>
-              <w:t>tests/e2e/login.spec.js &gt; SC-01</w:t>
+              <w:t>SC-01</w:t>
             </w:r>
           </w:p>
         </w:tc>
@@ -6569,11 +6569,11 @@
           <w:rFonts w:ascii="Meiryo" w:hAnsi="Meiryo"/>
           <w:sz w:val="18"/>
         </w:rPr>
-        <w:t>・user001 が有効状態で存在する</w:t>
+        <w:t>・user001 が有効状態で登録されている</w:t>
         <w:br/>
-        <w:t>・PW 有効期限が 90 日以内</w:t>
+        <w:t>・パスワード有効期限が90日以内</w:t>
         <w:br/>
-        <w:t>・ブラウザでログイン画面を開いている</w:t>
+        <w:t>・ログイン画面を開いている</w:t>
       </w:r>
     </w:p>
     <w:p>
@@ -6777,7 +6777,7 @@
               <w:rPr>
                 <w:sz w:val="16"/>
               </w:rPr>
-              <w:t>Playwright E2E</w:t>
+              <w:t>自社ツール（E2E）</w:t>
             </w:r>
           </w:p>
         </w:tc>
@@ -6794,7 +6794,7 @@
                 <w:b/>
                 <w:sz w:val="16"/>
               </w:rPr>
-              <w:t>対応コード</w:t>
+              <w:t>シナリオID</w:t>
             </w:r>
           </w:p>
         </w:tc>
@@ -6808,7 +6808,7 @@
               <w:rPr>
                 <w:sz w:val="16"/>
               </w:rPr>
-              <w:t>tests/e2e/login.spec.js &gt; SC-ADM-01</w:t>
+              <w:t>SC-ADM-01</w:t>
             </w:r>
           </w:p>
         </w:tc>
@@ -6833,9 +6833,9 @@
           <w:rFonts w:ascii="Meiryo" w:hAnsi="Meiryo"/>
           <w:sz w:val="18"/>
         </w:rPr>
-        <w:t>・admin ユーザーが is_admin=true で存在する</w:t>
+        <w:t>・admin が管理者として登録されている</w:t>
         <w:br/>
-        <w:t>・ブラウザでログイン画面を開いている</w:t>
+        <w:t>・ログイン画面を開いている</w:t>
       </w:r>
     </w:p>
     <w:p>
@@ -6858,7 +6858,7 @@
         </w:rPr>
         <w:t>1. ユーザーID欄に「admin」を入力</w:t>
         <w:br/>
-        <w:t>2. パスワード欄に「root」を入力</w:t>
+        <w:t>2. パスワード欄に「root1234」を入力</w:t>
         <w:br/>
         <w:t>3. ログインボタンをクリック</w:t>
       </w:r>
@@ -6881,11 +6881,9 @@
           <w:rFonts w:ascii="Meiryo" w:hAnsi="Meiryo"/>
           <w:sz w:val="18"/>
         </w:rPr>
-        <w:t>1. URL が /admin.html になる</w:t>
+        <w:t>1. 管理画面（ユーザー管理画面）に遷移する</w:t>
         <w:br/>
-        <w:t>2. ページタイトルに「ユーザー管理」が含まれる</w:t>
-        <w:br/>
-        <w:t>3. ユーザー一覧が表示される</w:t>
+        <w:t>2. ユーザー一覧が表示される</w:t>
       </w:r>
     </w:p>
     <w:p/>
@@ -7039,7 +7037,7 @@
               <w:rPr>
                 <w:sz w:val="16"/>
               </w:rPr>
-              <w:t>Playwright E2E</w:t>
+              <w:t>自社ツール（E2E）</w:t>
             </w:r>
           </w:p>
         </w:tc>
@@ -7056,7 +7054,7 @@
                 <w:b/>
                 <w:sz w:val="16"/>
               </w:rPr>
-              <w:t>対応コード</w:t>
+              <w:t>シナリオID</w:t>
             </w:r>
           </w:p>
         </w:tc>
@@ -7070,7 +7068,7 @@
               <w:rPr>
                 <w:sz w:val="16"/>
               </w:rPr>
-              <w:t>tests/e2e/login.spec.js &gt; SC-02</w:t>
+              <w:t>SC-02</w:t>
             </w:r>
           </w:p>
         </w:tc>
@@ -7095,7 +7093,7 @@
           <w:rFonts w:ascii="Meiryo" w:hAnsi="Meiryo"/>
           <w:sz w:val="18"/>
         </w:rPr>
-        <w:t>・ブラウザでログイン画面を開いている</w:t>
+        <w:t>・ログイン画面を開いている</w:t>
       </w:r>
     </w:p>
     <w:p>
@@ -7147,7 +7145,7 @@
         <w:br/>
         <w:t>3. ユーザーID入力欄がエラー表示になる</w:t>
         <w:br/>
-        <w:t>4. API 呼び出しは発生しない</w:t>
+        <w:t>4. 画面遷移は発生しない</w:t>
       </w:r>
     </w:p>
     <w:p/>
@@ -7301,7 +7299,7 @@
               <w:rPr>
                 <w:sz w:val="16"/>
               </w:rPr>
-              <w:t>Playwright E2E</w:t>
+              <w:t>自社ツール（E2E）</w:t>
             </w:r>
           </w:p>
         </w:tc>
@@ -7318,7 +7316,7 @@
                 <w:b/>
                 <w:sz w:val="16"/>
               </w:rPr>
-              <w:t>対応コード</w:t>
+              <w:t>シナリオID</w:t>
             </w:r>
           </w:p>
         </w:tc>
@@ -7332,7 +7330,7 @@
               <w:rPr>
                 <w:sz w:val="16"/>
               </w:rPr>
-              <w:t>tests/e2e/login.spec.js &gt; SC-03</w:t>
+              <w:t>SC-03</w:t>
             </w:r>
           </w:p>
         </w:tc>
@@ -7357,7 +7355,7 @@
           <w:rFonts w:ascii="Meiryo" w:hAnsi="Meiryo"/>
           <w:sz w:val="18"/>
         </w:rPr>
-        <w:t>・ブラウザでログイン画面を開いている</w:t>
+        <w:t>・ログイン画面を開いている</w:t>
       </w:r>
     </w:p>
     <w:p>
@@ -7407,7 +7405,7 @@
         <w:br/>
         <w:t>2. エラー文言が「パスワードを入力してください」</w:t>
         <w:br/>
-        <w:t>3. API 呼び出しは発生しない</w:t>
+        <w:t>3. 画面遷移は発生しない</w:t>
       </w:r>
     </w:p>
     <w:p/>
@@ -7561,7 +7559,7 @@
               <w:rPr>
                 <w:sz w:val="16"/>
               </w:rPr>
-              <w:t>Playwright E2E</w:t>
+              <w:t>自社ツール（E2E）</w:t>
             </w:r>
           </w:p>
         </w:tc>
@@ -7578,7 +7576,7 @@
                 <w:b/>
                 <w:sz w:val="16"/>
               </w:rPr>
-              <w:t>対応コード</w:t>
+              <w:t>シナリオID</w:t>
             </w:r>
           </w:p>
         </w:tc>
@@ -7592,7 +7590,7 @@
               <w:rPr>
                 <w:sz w:val="16"/>
               </w:rPr>
-              <w:t>tests/e2e/login.spec.js &gt; SC-04</w:t>
+              <w:t>SC-04</w:t>
             </w:r>
           </w:p>
         </w:tc>
@@ -7617,7 +7615,7 @@
           <w:rFonts w:ascii="Meiryo" w:hAnsi="Meiryo"/>
           <w:sz w:val="18"/>
         </w:rPr>
-        <w:t>・ブラウザでログイン画面を開いている</w:t>
+        <w:t>・ログイン画面を開いている</w:t>
       </w:r>
     </w:p>
     <w:p>
@@ -7640,7 +7638,7 @@
         </w:rPr>
         <w:t>1. ユーザーID欄に「user_invalid」を入力</w:t>
         <w:br/>
-        <w:t>2. フォーカスをパスワード欄に移す（blur）</w:t>
+        <w:t>2. パスワード欄にフォーカスを移す</w:t>
       </w:r>
     </w:p>
     <w:p>
@@ -7817,7 +7815,7 @@
               <w:rPr>
                 <w:sz w:val="16"/>
               </w:rPr>
-              <w:t>Playwright E2E</w:t>
+              <w:t>自社ツール（E2E）</w:t>
             </w:r>
           </w:p>
         </w:tc>
@@ -7834,7 +7832,7 @@
                 <w:b/>
                 <w:sz w:val="16"/>
               </w:rPr>
-              <w:t>対応コード</w:t>
+              <w:t>シナリオID</w:t>
             </w:r>
           </w:p>
         </w:tc>
@@ -7848,7 +7846,7 @@
               <w:rPr>
                 <w:sz w:val="16"/>
               </w:rPr>
-              <w:t>tests/e2e/login.spec.js &gt; SC-05[BV]</w:t>
+              <w:t>SC-05-BV-7</w:t>
             </w:r>
           </w:p>
         </w:tc>
@@ -7873,7 +7871,7 @@
           <w:rFonts w:ascii="Meiryo" w:hAnsi="Meiryo"/>
           <w:sz w:val="18"/>
         </w:rPr>
-        <w:t>・ブラウザでログイン画面を開いている</w:t>
+        <w:t>・ログイン画面を開いている</w:t>
       </w:r>
     </w:p>
     <w:p>
@@ -7896,7 +7894,7 @@
         </w:rPr>
         <w:t>1. パスワード欄に「P@ss001」（7文字）を入力</w:t>
         <w:br/>
-        <w:t>2. フォーカスを外す（blur）</w:t>
+        <w:t>2. パスワード欄からフォーカスを外す</w:t>
       </w:r>
     </w:p>
     <w:p>
@@ -8073,7 +8071,7 @@
               <w:rPr>
                 <w:sz w:val="16"/>
               </w:rPr>
-              <w:t>Playwright E2E</w:t>
+              <w:t>自社ツール（E2E）</w:t>
             </w:r>
           </w:p>
         </w:tc>
@@ -8090,7 +8088,7 @@
                 <w:b/>
                 <w:sz w:val="16"/>
               </w:rPr>
-              <w:t>対応コード</w:t>
+              <w:t>シナリオID</w:t>
             </w:r>
           </w:p>
         </w:tc>
@@ -8104,7 +8102,7 @@
               <w:rPr>
                 <w:sz w:val="16"/>
               </w:rPr>
-              <w:t>tests/e2e/login.spec.js &gt; SC-05[BV-min]</w:t>
+              <w:t>SC-05-BV-8</w:t>
             </w:r>
           </w:p>
         </w:tc>
@@ -8129,7 +8127,7 @@
           <w:rFonts w:ascii="Meiryo" w:hAnsi="Meiryo"/>
           <w:sz w:val="18"/>
         </w:rPr>
-        <w:t>・ブラウザでログイン画面を開いている</w:t>
+        <w:t>・ログイン画面を開いている</w:t>
       </w:r>
     </w:p>
     <w:p>
@@ -8152,7 +8150,7 @@
         </w:rPr>
         <w:t>1. パスワード欄に「P@ssw001」（8文字）を入力</w:t>
         <w:br/>
-        <w:t>2. フォーカスを外す（blur）</w:t>
+        <w:t>2. パスワード欄からフォーカスを外す</w:t>
       </w:r>
     </w:p>
     <w:p>
@@ -8174,8 +8172,6 @@
           <w:sz w:val="18"/>
         </w:rPr>
         <w:t>1. パスワードエラーメッセージが表示されない</w:t>
-        <w:br/>
-        <w:t>2. エラーメッセージが表示されない</w:t>
       </w:r>
     </w:p>
     <w:p/>
@@ -8329,7 +8325,7 @@
               <w:rPr>
                 <w:sz w:val="16"/>
               </w:rPr>
-              <w:t>Playwright E2E</w:t>
+              <w:t>自社ツール（E2E）</w:t>
             </w:r>
           </w:p>
         </w:tc>
@@ -8346,7 +8342,7 @@
                 <w:b/>
                 <w:sz w:val="16"/>
               </w:rPr>
-              <w:t>対応コード</w:t>
+              <w:t>シナリオID</w:t>
             </w:r>
           </w:p>
         </w:tc>
@@ -8360,7 +8356,7 @@
               <w:rPr>
                 <w:sz w:val="16"/>
               </w:rPr>
-              <w:t>tests/e2e/login.spec.js &gt; SC-06</w:t>
+              <w:t>SC-06</w:t>
             </w:r>
           </w:p>
         </w:tc>
@@ -8385,7 +8381,9 @@
           <w:rFonts w:ascii="Meiryo" w:hAnsi="Meiryo"/>
           <w:sz w:val="18"/>
         </w:rPr>
-        <w:t>・user001 が有効状態で存在する（ログイン失敗回数がゼロの状態）</w:t>
+        <w:t>・user001 が有効状態で登録されており、一度もログイン失敗していない</w:t>
+        <w:br/>
+        <w:t>・ログイン画面を開いている</w:t>
       </w:r>
     </w:p>
     <w:p>
@@ -8406,7 +8404,11 @@
           <w:rFonts w:ascii="Meiryo" w:hAnsi="Meiryo"/>
           <w:sz w:val="18"/>
         </w:rPr>
-        <w:t>1. ユーザーID「user001」/ パスワード「wrongpass」でログイン</w:t>
+        <w:t>1. ユーザーID欄に「user001」を入力</w:t>
+        <w:br/>
+        <w:t>2. パスワード欄に誤ったパスワードを入力</w:t>
+        <w:br/>
+        <w:t>3. ログインボタンをクリック</w:t>
       </w:r>
     </w:p>
     <w:p>
@@ -8585,7 +8587,7 @@
               <w:rPr>
                 <w:sz w:val="16"/>
               </w:rPr>
-              <w:t>Playwright E2E</w:t>
+              <w:t>自社ツール（E2E）</w:t>
             </w:r>
           </w:p>
         </w:tc>
@@ -8602,7 +8604,7 @@
                 <w:b/>
                 <w:sz w:val="16"/>
               </w:rPr>
-              <w:t>対応コード</w:t>
+              <w:t>シナリオID</w:t>
             </w:r>
           </w:p>
         </w:tc>
@@ -8616,7 +8618,7 @@
               <w:rPr>
                 <w:sz w:val="16"/>
               </w:rPr>
-              <w:t>tests/e2e/login.spec.js &gt; SC-07</w:t>
+              <w:t>SC-07</w:t>
             </w:r>
           </w:p>
         </w:tc>
@@ -8641,7 +8643,9 @@
           <w:rFonts w:ascii="Meiryo" w:hAnsi="Meiryo"/>
           <w:sz w:val="18"/>
         </w:rPr>
-        <w:t>・e2elock が有効状態で存在する（ログイン失敗回数がゼロの状態）</w:t>
+        <w:t>・e2elock が有効状態で登録されており、一度もログイン失敗していない</w:t>
+        <w:br/>
+        <w:t>・ログイン画面を開いている</w:t>
       </w:r>
     </w:p>
     <w:p>
@@ -8662,15 +8666,15 @@
           <w:rFonts w:ascii="Meiryo" w:hAnsi="Meiryo"/>
           <w:sz w:val="18"/>
         </w:rPr>
-        <w:t>1. e2elock / 誤PW でログイン（1回目）→ 残り4回確認</w:t>
+        <w:t>1. e2elock / 誤パスワードでログイン（1回目）→ 残り4回のメッセージを確認</w:t>
         <w:br/>
-        <w:t>2. e2elock / 誤PW でログイン（2回目）→ 残り3回確認</w:t>
+        <w:t>2. e2elock / 誤パスワードでログイン（2回目）→ 残り3回のメッセージを確認</w:t>
         <w:br/>
-        <w:t>3. e2elock / 誤PW でログイン（3回目）→ 残り2回確認</w:t>
+        <w:t>3. e2elock / 誤パスワードでログイン（3回目）→ 残り2回のメッセージを確認</w:t>
         <w:br/>
-        <w:t>4. e2elock / 誤PW でログイン（4回目）→ 残り1回確認</w:t>
+        <w:t>4. e2elock / 誤パスワードでログイン（4回目）→ 残り1回のメッセージを確認</w:t>
         <w:br/>
-        <w:t>5. e2elock / 誤PW でログイン（5回目）</w:t>
+        <w:t>5. e2elock / 誤パスワードでログイン（5回目）</w:t>
       </w:r>
     </w:p>
     <w:p>
@@ -8695,7 +8699,7 @@
         <w:br/>
         <w:t>2. 5回目：認証エラーメッセージがロックエラー表示になる</w:t>
         <w:br/>
-        <w:t>3. 5回目：ロックメッセージが表示される</w:t>
+        <w:t>3. 5回目：アカウントロック中のメッセージが表示される</w:t>
       </w:r>
     </w:p>
     <w:p/>
@@ -8849,7 +8853,7 @@
               <w:rPr>
                 <w:sz w:val="16"/>
               </w:rPr>
-              <w:t>Playwright E2E</w:t>
+              <w:t>自社ツール（E2E）</w:t>
             </w:r>
           </w:p>
         </w:tc>
@@ -8866,7 +8870,7 @@
                 <w:b/>
                 <w:sz w:val="16"/>
               </w:rPr>
-              <w:t>対応コード</w:t>
+              <w:t>シナリオID</w:t>
             </w:r>
           </w:p>
         </w:tc>
@@ -8880,7 +8884,7 @@
               <w:rPr>
                 <w:sz w:val="16"/>
               </w:rPr>
-              <w:t>tests/e2e/login.spec.js &gt; SC-08</w:t>
+              <w:t>SC-08</w:t>
             </w:r>
           </w:p>
         </w:tc>
@@ -8905,7 +8909,9 @@
           <w:rFonts w:ascii="Meiryo" w:hAnsi="Meiryo"/>
           <w:sz w:val="18"/>
         </w:rPr>
-        <w:t>・e2elock がロック状態で存在する（locked_until が未来の日時）</w:t>
+        <w:t>・e2elock がロック状態で登録されている</w:t>
+        <w:br/>
+        <w:t>・ログイン画面を開いている</w:t>
       </w:r>
     </w:p>
     <w:p>
@@ -8949,7 +8955,7 @@
         </w:rPr>
         <w:t>1. 認証エラーメッセージがロックエラー表示になる</w:t>
         <w:br/>
-        <w:t>2. ロック中メッセージが表示される</w:t>
+        <w:t>2. アカウントロック中のメッセージが表示される</w:t>
         <w:br/>
         <w:t>3. ホーム画面へは遷移しない</w:t>
       </w:r>
@@ -8964,7 +8970,7 @@
           <w:color w:val="2E75B6"/>
           <w:sz w:val="24"/>
         </w:rPr>
-        <w:t>TC-E11 : PW期限切れ → 変更画面遷移</w:t>
+        <w:t>TC-E11 : パスワード期限切れ → 変更画面遷移</w:t>
       </w:r>
     </w:p>
     <w:tbl>
@@ -9105,7 +9111,7 @@
               <w:rPr>
                 <w:sz w:val="16"/>
               </w:rPr>
-              <w:t>Playwright E2E</w:t>
+              <w:t>自社ツール（E2E）</w:t>
             </w:r>
           </w:p>
         </w:tc>
@@ -9122,7 +9128,7 @@
                 <w:b/>
                 <w:sz w:val="16"/>
               </w:rPr>
-              <w:t>対応コード</w:t>
+              <w:t>シナリオID</w:t>
             </w:r>
           </w:p>
         </w:tc>
@@ -9136,7 +9142,7 @@
               <w:rPr>
                 <w:sz w:val="16"/>
               </w:rPr>
-              <w:t>tests/e2e/login.spec.js &gt; SC-09</w:t>
+              <w:t>SC-09</w:t>
             </w:r>
           </w:p>
         </w:tc>
@@ -9161,7 +9167,9 @@
           <w:rFonts w:ascii="Meiryo" w:hAnsi="Meiryo"/>
           <w:sz w:val="18"/>
         </w:rPr>
-        <w:t>・e2eexpired が有効状態で存在する（password_changed_at が 91 日以上前）</w:t>
+        <w:t>・e2eexpired が有効状態で登録されており、パスワード最終変更から91日以上経過している</w:t>
+        <w:br/>
+        <w:t>・ログイン画面を開いている</w:t>
       </w:r>
     </w:p>
     <w:p>
@@ -9218,7 +9226,7 @@
           <w:color w:val="2E75B6"/>
           <w:sz w:val="24"/>
         </w:rPr>
-        <w:t>TC-E12 : PW変更成功と自動遷移</w:t>
+        <w:t>TC-E12 : パスワード変更成功と自動遷移</w:t>
       </w:r>
     </w:p>
     <w:tbl>
@@ -9359,7 +9367,7 @@
               <w:rPr>
                 <w:sz w:val="16"/>
               </w:rPr>
-              <w:t>Playwright E2E</w:t>
+              <w:t>自社ツール（E2E）</w:t>
             </w:r>
           </w:p>
         </w:tc>
@@ -9376,7 +9384,7 @@
                 <w:b/>
                 <w:sz w:val="16"/>
               </w:rPr>
-              <w:t>対応コード</w:t>
+              <w:t>シナリオID</w:t>
             </w:r>
           </w:p>
         </w:tc>
@@ -9390,7 +9398,7 @@
               <w:rPr>
                 <w:sz w:val="16"/>
               </w:rPr>
-              <w:t>tests/e2e/login.spec.js &gt; SC-10</w:t>
+              <w:t>SC-10</w:t>
             </w:r>
           </w:p>
         </w:tc>
@@ -9415,7 +9423,7 @@
           <w:rFonts w:ascii="Meiryo" w:hAnsi="Meiryo"/>
           <w:sz w:val="18"/>
         </w:rPr>
-        <w:t>・パスワード変更画面が表示されている状態</w:t>
+        <w:t>・パスワード変更画面が表示されている</w:t>
       </w:r>
     </w:p>
     <w:p>
@@ -9478,7 +9486,7 @@
           <w:color w:val="2E75B6"/>
           <w:sz w:val="24"/>
         </w:rPr>
-        <w:t>TC-E13 : PW変更 - 確認PW不一致エラー</w:t>
+        <w:t>TC-E13 : パスワード変更 - 確認パスワード不一致エラー</w:t>
       </w:r>
     </w:p>
     <w:tbl>
@@ -9619,7 +9627,7 @@
               <w:rPr>
                 <w:sz w:val="16"/>
               </w:rPr>
-              <w:t>Playwright E2E</w:t>
+              <w:t>自社ツール（E2E）</w:t>
             </w:r>
           </w:p>
         </w:tc>
@@ -9636,7 +9644,7 @@
                 <w:b/>
                 <w:sz w:val="16"/>
               </w:rPr>
-              <w:t>対応コード</w:t>
+              <w:t>シナリオID</w:t>
             </w:r>
           </w:p>
         </w:tc>
@@ -9650,7 +9658,7 @@
               <w:rPr>
                 <w:sz w:val="16"/>
               </w:rPr>
-              <w:t>tests/e2e/login.spec.js &gt; SC-12</w:t>
+              <w:t>SC-12</w:t>
             </w:r>
           </w:p>
         </w:tc>
@@ -9675,7 +9683,7 @@
           <w:rFonts w:ascii="Meiryo" w:hAnsi="Meiryo"/>
           <w:sz w:val="18"/>
         </w:rPr>
-        <w:t>・PW変更画面が表示されている状態</w:t>
+        <w:t>・パスワード変更画面が表示されている</w:t>
       </w:r>
     </w:p>
     <w:p>
@@ -9723,7 +9731,7 @@
         </w:rPr>
         <w:t>1. 確認パスワードエラーメッセージに「パスワードが一致しません」が表示される</w:t>
         <w:br/>
-        <w:t>2. パスワード変更APIは呼び出されない</w:t>
+        <w:t>2. 画面遷移は発生しない</w:t>
       </w:r>
     </w:p>
     <w:p/>
@@ -9877,7 +9885,7 @@
               <w:rPr>
                 <w:sz w:val="16"/>
               </w:rPr>
-              <w:t>Playwright E2E</w:t>
+              <w:t>自社ツール（E2E）</w:t>
             </w:r>
           </w:p>
         </w:tc>
@@ -9894,7 +9902,7 @@
                 <w:b/>
                 <w:sz w:val="16"/>
               </w:rPr>
-              <w:t>対応コード</w:t>
+              <w:t>シナリオID</w:t>
             </w:r>
           </w:p>
         </w:tc>
@@ -9908,7 +9916,7 @@
               <w:rPr>
                 <w:sz w:val="16"/>
               </w:rPr>
-              <w:t>tests/e2e/login.spec.js &gt; SC-11</w:t>
+              <w:t>SC-11</w:t>
             </w:r>
           </w:p>
         </w:tc>
@@ -10135,7 +10143,7 @@
               <w:rPr>
                 <w:sz w:val="16"/>
               </w:rPr>
-              <w:t>Playwright E2E</w:t>
+              <w:t>自社ツール（E2E）</w:t>
             </w:r>
           </w:p>
         </w:tc>
@@ -10152,7 +10160,7 @@
                 <w:b/>
                 <w:sz w:val="16"/>
               </w:rPr>
-              <w:t>対応コード</w:t>
+              <w:t>シナリオID</w:t>
             </w:r>
           </w:p>
         </w:tc>
@@ -10166,7 +10174,7 @@
               <w:rPr>
                 <w:sz w:val="16"/>
               </w:rPr>
-              <w:t>tests/e2e/admin.spec.js &gt; SC-A01</w:t>
+              <w:t>SC-A01</w:t>
             </w:r>
           </w:p>
         </w:tc>
@@ -10193,7 +10201,7 @@
         </w:rPr>
         <w:t>・管理画面が表示されている</w:t>
         <w:br/>
-        <w:t>・e2enew001 が DB に存在しない</w:t>
+        <w:t>・e2enew001 がシステムに登録されていない</w:t>
       </w:r>
     </w:p>
     <w:p>
@@ -10239,7 +10247,7 @@
           <w:rFonts w:ascii="Meiryo" w:hAnsi="Meiryo"/>
           <w:sz w:val="18"/>
         </w:rPr>
-        <w:t>1. ユーザー追加成功アラートが表示される</w:t>
+        <w:t>1. ユーザー追加成功メッセージが表示される</w:t>
         <w:br/>
         <w:t>2. ユーザー一覧に e2enew001 が追加される</w:t>
         <w:br/>
@@ -10397,7 +10405,7 @@
               <w:rPr>
                 <w:sz w:val="16"/>
               </w:rPr>
-              <w:t>Playwright E2E</w:t>
+              <w:t>自社ツール（E2E）</w:t>
             </w:r>
           </w:p>
         </w:tc>
@@ -10414,7 +10422,7 @@
                 <w:b/>
                 <w:sz w:val="16"/>
               </w:rPr>
-              <w:t>対応コード</w:t>
+              <w:t>シナリオID</w:t>
             </w:r>
           </w:p>
         </w:tc>
@@ -10428,7 +10436,7 @@
               <w:rPr>
                 <w:sz w:val="16"/>
               </w:rPr>
-              <w:t>tests/e2e/admin.spec.js &gt; SC-A02</w:t>
+              <w:t>SC-A02</w:t>
             </w:r>
           </w:p>
         </w:tc>
@@ -10453,7 +10461,9 @@
           <w:rFonts w:ascii="Meiryo" w:hAnsi="Meiryo"/>
           <w:sz w:val="18"/>
         </w:rPr>
-        <w:t>・user001 が DB に存在する</w:t>
+        <w:t>・user001 がシステムに登録されている</w:t>
+        <w:br/>
+        <w:t>・管理画面が表示されている</w:t>
       </w:r>
     </w:p>
     <w:p>
@@ -10499,7 +10509,7 @@
           <w:rFonts w:ascii="Meiryo" w:hAnsi="Meiryo"/>
           <w:sz w:val="18"/>
         </w:rPr>
-        <w:t>1. ユーザー追加エラーアラートが表示される</w:t>
+        <w:t>1. ユーザー追加エラーメッセージが表示される</w:t>
         <w:br/>
         <w:t>2. エラーメッセージに「すでに使用されています」が含まれる</w:t>
       </w:r>
@@ -10655,7 +10665,7 @@
               <w:rPr>
                 <w:sz w:val="16"/>
               </w:rPr>
-              <w:t>Playwright E2E</w:t>
+              <w:t>自社ツール（E2E）</w:t>
             </w:r>
           </w:p>
         </w:tc>
@@ -10672,7 +10682,7 @@
                 <w:b/>
                 <w:sz w:val="16"/>
               </w:rPr>
-              <w:t>対応コード</w:t>
+              <w:t>シナリオID</w:t>
             </w:r>
           </w:p>
         </w:tc>
@@ -10686,7 +10696,7 @@
               <w:rPr>
                 <w:sz w:val="16"/>
               </w:rPr>
-              <w:t>tests/e2e/admin.spec.js &gt; SC-A05</w:t>
+              <w:t>SC-A05</w:t>
             </w:r>
           </w:p>
         </w:tc>
@@ -10711,7 +10721,9 @@
           <w:rFonts w:ascii="Meiryo" w:hAnsi="Meiryo"/>
           <w:sz w:val="18"/>
         </w:rPr>
-        <w:t>・e2elocktest が有効状態で存在する</w:t>
+        <w:t>・e2elocktest が有効状態で登録されている</w:t>
+        <w:br/>
+        <w:t>・管理画面が表示されている</w:t>
       </w:r>
     </w:p>
     <w:p>
@@ -10911,7 +10923,7 @@
               <w:rPr>
                 <w:sz w:val="16"/>
               </w:rPr>
-              <w:t>Playwright E2E</w:t>
+              <w:t>自社ツール（E2E）</w:t>
             </w:r>
           </w:p>
         </w:tc>
@@ -10928,7 +10940,7 @@
                 <w:b/>
                 <w:sz w:val="16"/>
               </w:rPr>
-              <w:t>対応コード</w:t>
+              <w:t>シナリオID</w:t>
             </w:r>
           </w:p>
         </w:tc>
@@ -10942,7 +10954,7 @@
               <w:rPr>
                 <w:sz w:val="16"/>
               </w:rPr>
-              <w:t>tests/e2e/admin.spec.js &gt; SC-A06</w:t>
+              <w:t>SC-A06</w:t>
             </w:r>
           </w:p>
         </w:tc>
@@ -10967,7 +10979,9 @@
           <w:rFonts w:ascii="Meiryo" w:hAnsi="Meiryo"/>
           <w:sz w:val="18"/>
         </w:rPr>
-        <w:t>・e2elocktest がロック状態で存在する</w:t>
+        <w:t>・e2elocktest がロック状態で登録されている</w:t>
+        <w:br/>
+        <w:t>・管理画面が表示されている</w:t>
       </w:r>
     </w:p>
     <w:p>
@@ -11165,7 +11179,7 @@
               <w:rPr>
                 <w:sz w:val="16"/>
               </w:rPr>
-              <w:t>Playwright E2E</w:t>
+              <w:t>自社ツール（E2E）</w:t>
             </w:r>
           </w:p>
         </w:tc>
@@ -11182,7 +11196,7 @@
                 <w:b/>
                 <w:sz w:val="16"/>
               </w:rPr>
-              <w:t>対応コード</w:t>
+              <w:t>シナリオID</w:t>
             </w:r>
           </w:p>
         </w:tc>
@@ -11196,7 +11210,7 @@
               <w:rPr>
                 <w:sz w:val="16"/>
               </w:rPr>
-              <w:t>tests/e2e/admin.spec.js &gt; SC-ADM-02</w:t>
+              <w:t>SC-ADM-02</w:t>
             </w:r>
           </w:p>
         </w:tc>
@@ -11242,11 +11256,13 @@
           <w:rFonts w:ascii="Meiryo" w:hAnsi="Meiryo"/>
           <w:sz w:val="18"/>
         </w:rPr>
-        <w:t>1. 管理者PW変更カードの入力欄に「newadminpw」を入力</w:t>
+        <w:t>1. 管理者パスワード変更欄に「NewAdminPw1!」を入力</w:t>
         <w:br/>
         <w:t>2. 「変更する」ボタンをクリック</w:t>
         <w:br/>
-        <w:t>3. ログイン画面で admin / newadminpw でログインする</w:t>
+        <w:t>3. ログアウトしてログイン画面を開く</w:t>
+        <w:br/>
+        <w:t>4. admin / NewAdminPw1! でログインする</w:t>
       </w:r>
     </w:p>
     <w:p>
@@ -11267,11 +11283,11 @@
           <w:rFonts w:ascii="Meiryo" w:hAnsi="Meiryo"/>
           <w:sz w:val="18"/>
         </w:rPr>
-        <w:t>1. 管理者パスワード変更成功アラートが表示される</w:t>
+        <w:t>1. 管理者パスワード変更成功メッセージが表示される</w:t>
         <w:br/>
-        <w:t>2. admin / newadminpw でログインに成功する</w:t>
+        <w:t>2. 新しいパスワードでログインに成功する</w:t>
         <w:br/>
-        <w:t>3. 管理画面へリダイレクトされる</w:t>
+        <w:t>3. 管理画面に遷移する</w:t>
       </w:r>
     </w:p>
     <w:p/>
@@ -11284,7 +11300,7 @@
           <w:color w:val="2E75B6"/>
           <w:sz w:val="24"/>
         </w:rPr>
-        <w:t>TC-A06 : 管理者：管理者バッジ表示・保護確認</w:t>
+        <w:t>TC-A06 : 管理者：管理者バッジ表示・操作保護確認</w:t>
       </w:r>
     </w:p>
     <w:tbl>
@@ -11425,7 +11441,7 @@
               <w:rPr>
                 <w:sz w:val="16"/>
               </w:rPr>
-              <w:t>Playwright E2E</w:t>
+              <w:t>自社ツール（E2E）</w:t>
             </w:r>
           </w:p>
         </w:tc>
@@ -11442,7 +11458,7 @@
                 <w:b/>
                 <w:sz w:val="16"/>
               </w:rPr>
-              <w:t>対応コード</w:t>
+              <w:t>シナリオID</w:t>
             </w:r>
           </w:p>
         </w:tc>
@@ -11456,7 +11472,7 @@
               <w:rPr>
                 <w:sz w:val="16"/>
               </w:rPr>
-              <w:t>tests/e2e/admin.spec.js &gt; SC-ADM-03</w:t>
+              <w:t>SC-ADM-03</w:t>
             </w:r>
           </w:p>
         </w:tc>
@@ -11502,7 +11518,7 @@
           <w:rFonts w:ascii="Meiryo" w:hAnsi="Meiryo"/>
           <w:sz w:val="18"/>
         </w:rPr>
-        <w:t>1. ユーザー一覧を確認する</w:t>
+        <w:t>1. ユーザー一覧の admin 行を確認する</w:t>
       </w:r>
     </w:p>
     <w:p>
@@ -11679,7 +11695,7 @@
               <w:rPr>
                 <w:sz w:val="16"/>
               </w:rPr>
-              <w:t>Playwright E2E</w:t>
+              <w:t>自社ツール（E2E）</w:t>
             </w:r>
           </w:p>
         </w:tc>
@@ -11696,7 +11712,7 @@
                 <w:b/>
                 <w:sz w:val="16"/>
               </w:rPr>
-              <w:t>対応コード</w:t>
+              <w:t>シナリオID</w:t>
             </w:r>
           </w:p>
         </w:tc>
@@ -11710,7 +11726,7 @@
               <w:rPr>
                 <w:sz w:val="16"/>
               </w:rPr>
-              <w:t>tests/e2e/admin.spec.js &gt; SC-A09</w:t>
+              <w:t>SC-A09</w:t>
             </w:r>
           </w:p>
         </w:tc>
@@ -11735,7 +11751,9 @@
           <w:rFonts w:ascii="Meiryo" w:hAnsi="Meiryo"/>
           <w:sz w:val="18"/>
         </w:rPr>
-        <w:t>・e2elocktest が有効状態で存在する</w:t>
+        <w:t>・e2elocktest が有効状態で登録されている</w:t>
+        <w:br/>
+        <w:t>・管理画面が表示されている</w:t>
       </w:r>
     </w:p>
     <w:p>
@@ -11794,7 +11812,7 @@
           <w:color w:val="2E75B6"/>
           <w:sz w:val="24"/>
         </w:rPr>
-        <w:t>TC-P01 : POST /api/auth/login - 正常ログイン</w:t>
+        <w:t>TC-S01 : ログアウト後のセッション無効化確認</w:t>
       </w:r>
     </w:p>
     <w:tbl>
@@ -11873,7 +11891,7 @@
               <w:rPr>
                 <w:sz w:val="16"/>
               </w:rPr>
-              <w:t>正常系（API）</w:t>
+              <w:t>セキュリティ</w:t>
             </w:r>
           </w:p>
         </w:tc>
@@ -11904,7 +11922,7 @@
               <w:rPr>
                 <w:sz w:val="16"/>
               </w:rPr>
-              <w:t>最高</w:t>
+              <w:t>高</w:t>
             </w:r>
           </w:p>
         </w:tc>
@@ -11935,7 +11953,7 @@
               <w:rPr>
                 <w:sz w:val="16"/>
               </w:rPr>
-              <w:t>Playwright API</w:t>
+              <w:t>自社ツール（E2E）</w:t>
             </w:r>
           </w:p>
         </w:tc>
@@ -11952,7 +11970,7 @@
                 <w:b/>
                 <w:sz w:val="16"/>
               </w:rPr>
-              <w:t>対応コード</w:t>
+              <w:t>シナリオID</w:t>
             </w:r>
           </w:p>
         </w:tc>
@@ -11966,7 +11984,7 @@
               <w:rPr>
                 <w:sz w:val="16"/>
               </w:rPr>
-              <w:t>tests/auth.spec.js &gt; TC-L01</w:t>
+              <w:t>SC-SEC-01</w:t>
             </w:r>
           </w:p>
         </w:tc>
@@ -11991,7 +12009,7 @@
           <w:rFonts w:ascii="Meiryo" w:hAnsi="Meiryo"/>
           <w:sz w:val="18"/>
         </w:rPr>
-        <w:t>・user001 が有効状態で存在する（PW期限内）</w:t>
+        <w:t>・user001 でログイン済み（ホーム画面表示中）</w:t>
       </w:r>
     </w:p>
     <w:p>
@@ -12012,9 +12030,9 @@
           <w:rFonts w:ascii="Meiryo" w:hAnsi="Meiryo"/>
           <w:sz w:val="18"/>
         </w:rPr>
-        <w:t>1. POST /api/auth/login</w:t>
+        <w:t>1. ログアウトボタンをクリックする</w:t>
         <w:br/>
-        <w:t xml:space="preserve">   body: { userId: 'user001', password: 'P@ssword' }</w:t>
+        <w:t>2. ブラウザの戻るボタンを押してホーム画面への戻りを試みる</w:t>
       </w:r>
     </w:p>
     <w:p>
@@ -12035,11 +12053,9 @@
           <w:rFonts w:ascii="Meiryo" w:hAnsi="Meiryo"/>
           <w:sz w:val="18"/>
         </w:rPr>
-        <w:t>1. HTTP 200</w:t>
+        <w:t>1. ログイン画面が表示される</w:t>
         <w:br/>
-        <w:t>2. body.data.userId === 'user001'</w:t>
-        <w:br/>
-        <w:t>3. body.data.isAdmin === false</w:t>
+        <w:t>2. ホーム画面のコンテンツは表示されない</w:t>
       </w:r>
     </w:p>
     <w:p/>
@@ -12052,7 +12068,7 @@
           <w:color w:val="2E75B6"/>
           <w:sz w:val="24"/>
         </w:rPr>
-        <w:t>TC-P02 : POST /api/auth/login - 管理者ログイン</w:t>
+        <w:t>TC-S02 : 不正なユーザーIDでのログイン試行</w:t>
       </w:r>
     </w:p>
     <w:tbl>
@@ -12131,7 +12147,7 @@
               <w:rPr>
                 <w:sz w:val="16"/>
               </w:rPr>
-              <w:t>正常系（API）</w:t>
+              <w:t>セキュリティ</w:t>
             </w:r>
           </w:p>
         </w:tc>
@@ -12193,7 +12209,7 @@
               <w:rPr>
                 <w:sz w:val="16"/>
               </w:rPr>
-              <w:t>Playwright API</w:t>
+              <w:t>自社ツール（E2E）</w:t>
             </w:r>
           </w:p>
         </w:tc>
@@ -12210,7 +12226,7 @@
                 <w:b/>
                 <w:sz w:val="16"/>
               </w:rPr>
-              <w:t>対応コード</w:t>
+              <w:t>シナリオID</w:t>
             </w:r>
           </w:p>
         </w:tc>
@@ -12224,7 +12240,7 @@
               <w:rPr>
                 <w:sz w:val="16"/>
               </w:rPr>
-              <w:t>tests/auth.spec.js &gt; TC-ADM-L01</w:t>
+              <w:t>SC-SEC-02</w:t>
             </w:r>
           </w:p>
         </w:tc>
@@ -12249,7 +12265,7 @@
           <w:rFonts w:ascii="Meiryo" w:hAnsi="Meiryo"/>
           <w:sz w:val="18"/>
         </w:rPr>
-        <w:t>・admin が is_admin=true で存在する</w:t>
+        <w:t>・ログイン画面を開いている</w:t>
       </w:r>
     </w:p>
     <w:p>
@@ -12270,9 +12286,11 @@
           <w:rFonts w:ascii="Meiryo" w:hAnsi="Meiryo"/>
           <w:sz w:val="18"/>
         </w:rPr>
-        <w:t>1. POST /api/auth/login</w:t>
+        <w:t>1. ユーザーID欄に「' OR '1'='1」を入力</w:t>
         <w:br/>
-        <w:t xml:space="preserve">   body: { userId: 'admin', password: 'root' }</w:t>
+        <w:t>2. パスワード欄に任意の文字列を入力</w:t>
+        <w:br/>
+        <w:t>3. ログインボタンをクリック</w:t>
       </w:r>
     </w:p>
     <w:p>
@@ -12293,9 +12311,9 @@
           <w:rFonts w:ascii="Meiryo" w:hAnsi="Meiryo"/>
           <w:sz w:val="18"/>
         </w:rPr>
-        <w:t>1. HTTP 200</w:t>
+        <w:t>1. ログインが拒否される（ホーム画面に遷移しない）</w:t>
         <w:br/>
-        <w:t>2. body.data.isAdmin === true</w:t>
+        <w:t>2. 他のユーザー情報は表示されない</w:t>
       </w:r>
     </w:p>
     <w:p/>
@@ -12308,7 +12326,7 @@
           <w:color w:val="2E75B6"/>
           <w:sz w:val="24"/>
         </w:rPr>
-        <w:t>TC-P03 : POST /api/auth/login - PW不一致（1回目）</w:t>
+        <w:t>TC-B01 : パスワード変更後89日目のログイン（期限内）</w:t>
       </w:r>
     </w:p>
     <w:tbl>
@@ -12387,7 +12405,7 @@
               <w:rPr>
                 <w:sz w:val="16"/>
               </w:rPr>
-              <w:t>異常系（API）</w:t>
+              <w:t>境界値</w:t>
             </w:r>
           </w:p>
         </w:tc>
@@ -12418,7 +12436,7 @@
               <w:rPr>
                 <w:sz w:val="16"/>
               </w:rPr>
-              <w:t>高</w:t>
+              <w:t>中</w:t>
             </w:r>
           </w:p>
         </w:tc>
@@ -12449,7 +12467,7 @@
               <w:rPr>
                 <w:sz w:val="16"/>
               </w:rPr>
-              <w:t>Playwright API</w:t>
+              <w:t>自社ツール（E2E）</w:t>
             </w:r>
           </w:p>
         </w:tc>
@@ -12466,7 +12484,7 @@
                 <w:b/>
                 <w:sz w:val="16"/>
               </w:rPr>
-              <w:t>対応コード</w:t>
+              <w:t>シナリオID</w:t>
             </w:r>
           </w:p>
         </w:tc>
@@ -12480,7 +12498,7 @@
               <w:rPr>
                 <w:sz w:val="16"/>
               </w:rPr>
-              <w:t>tests/auth.spec.js &gt; TC-L03</w:t>
+              <w:t>SC-BV-PW-89</w:t>
             </w:r>
           </w:p>
         </w:tc>
@@ -12505,7 +12523,9 @@
           <w:rFonts w:ascii="Meiryo" w:hAnsi="Meiryo"/>
           <w:sz w:val="18"/>
         </w:rPr>
-        <w:t>・user001 が有効状態（ログイン失敗回数がゼロの状態）</w:t>
+        <w:t>・e2eexpiry89 が登録されており、パスワード最終変更から89日経過している</w:t>
+        <w:br/>
+        <w:t>・ログイン画面を開いている</w:t>
       </w:r>
     </w:p>
     <w:p>
@@ -12526,9 +12546,7 @@
           <w:rFonts w:ascii="Meiryo" w:hAnsi="Meiryo"/>
           <w:sz w:val="18"/>
         </w:rPr>
-        <w:t>1. POST /api/auth/login</w:t>
-        <w:br/>
-        <w:t xml:space="preserve">   body: { userId: 'user001', password: 'wrong' }</w:t>
+        <w:t>1. e2eexpiry89 / 正しいパスワードでログインする</w:t>
       </w:r>
     </w:p>
     <w:p>
@@ -12549,11 +12567,7 @@
           <w:rFonts w:ascii="Meiryo" w:hAnsi="Meiryo"/>
           <w:sz w:val="18"/>
         </w:rPr>
-        <w:t>1. HTTP 401</w:t>
-        <w:br/>
-        <w:t>2. body.error.code === 'AUTH_FAILED'</w:t>
-        <w:br/>
-        <w:t>3. body.error.remainingAttempts === 4</w:t>
+        <w:t>1. ホーム画面に切り替わる（パスワード変更画面には遷移しない）</w:t>
       </w:r>
     </w:p>
     <w:p/>
@@ -12566,7 +12580,7 @@
           <w:color w:val="2E75B6"/>
           <w:sz w:val="24"/>
         </w:rPr>
-        <w:t>TC-P04 : POST /api/auth/login - 5回失敗でロック</w:t>
+        <w:t>TC-B02 : パスワード変更後90日目のログイン（期限切れ）</w:t>
       </w:r>
     </w:p>
     <w:tbl>
@@ -12645,7 +12659,7 @@
               <w:rPr>
                 <w:sz w:val="16"/>
               </w:rPr>
-              <w:t>境界値（API）</w:t>
+              <w:t>境界値</w:t>
             </w:r>
           </w:p>
         </w:tc>
@@ -12676,7 +12690,7 @@
               <w:rPr>
                 <w:sz w:val="16"/>
               </w:rPr>
-              <w:t>最高</w:t>
+              <w:t>高</w:t>
             </w:r>
           </w:p>
         </w:tc>
@@ -12707,7 +12721,7 @@
               <w:rPr>
                 <w:sz w:val="16"/>
               </w:rPr>
-              <w:t>Playwright API</w:t>
+              <w:t>自社ツール（E2E）</w:t>
             </w:r>
           </w:p>
         </w:tc>
@@ -12724,7 +12738,7 @@
                 <w:b/>
                 <w:sz w:val="16"/>
               </w:rPr>
-              <w:t>対応コード</w:t>
+              <w:t>シナリオID</w:t>
             </w:r>
           </w:p>
         </w:tc>
@@ -12738,7 +12752,7 @@
               <w:rPr>
                 <w:sz w:val="16"/>
               </w:rPr>
-              <w:t>tests/auth.spec.js &gt; TC-L04〜L08</w:t>
+              <w:t>SC-BV-PW-90</w:t>
             </w:r>
           </w:p>
         </w:tc>
@@ -12763,7 +12777,9 @@
           <w:rFonts w:ascii="Meiryo" w:hAnsi="Meiryo"/>
           <w:sz w:val="18"/>
         </w:rPr>
-        <w:t>・user001 が有効状態（ログイン失敗回数がゼロの状態）</w:t>
+        <w:t>・e2eexpiry90 が登録されており、パスワード最終変更から90日経過している</w:t>
+        <w:br/>
+        <w:t>・ログイン画面を開いている</w:t>
       </w:r>
     </w:p>
     <w:p>
@@ -12784,9 +12800,7 @@
           <w:rFonts w:ascii="Meiryo" w:hAnsi="Meiryo"/>
           <w:sz w:val="18"/>
         </w:rPr>
-        <w:t>1〜4回: POST /api/auth/login（誤PW）→ 401 確認</w:t>
-        <w:br/>
-        <w:t>5回目: POST /api/auth/login（誤PW）</w:t>
+        <w:t>1. e2eexpiry90 / 正しいパスワードでログインする</w:t>
       </w:r>
     </w:p>
     <w:p>
@@ -12807,13 +12821,7 @@
           <w:rFonts w:ascii="Meiryo" w:hAnsi="Meiryo"/>
           <w:sz w:val="18"/>
         </w:rPr>
-        <w:t>5回目:</w:t>
-        <w:br/>
-        <w:t>1. HTTP 403</w:t>
-        <w:br/>
-        <w:t>2. body.error.code === 'ACCOUNT_LOCKED'</w:t>
-        <w:br/>
-        <w:t>3. body.error.lockedUntil が設定される</w:t>
+        <w:t>1. パスワード変更画面に切り替わる（ホーム画面には遷移しない）</w:t>
       </w:r>
     </w:p>
     <w:p/>
@@ -12826,7 +12834,7 @@
           <w:color w:val="2E75B6"/>
           <w:sz w:val="24"/>
         </w:rPr>
-        <w:t>TC-P05 : POST /api/auth/logout - セッション無効化</w:t>
+        <w:t>TC-B03 : ロック期限1分以上残っている状態でのログイン拒否</w:t>
       </w:r>
     </w:p>
     <w:tbl>
@@ -12905,7 +12913,7 @@
               <w:rPr>
                 <w:sz w:val="16"/>
               </w:rPr>
-              <w:t>正常系（API）</w:t>
+              <w:t>境界値</w:t>
             </w:r>
           </w:p>
         </w:tc>
@@ -12967,7 +12975,7 @@
               <w:rPr>
                 <w:sz w:val="16"/>
               </w:rPr>
-              <w:t>Playwright API</w:t>
+              <w:t>自社ツール（E2E）</w:t>
             </w:r>
           </w:p>
         </w:tc>
@@ -12984,7 +12992,7 @@
                 <w:b/>
                 <w:sz w:val="16"/>
               </w:rPr>
-              <w:t>対応コード</w:t>
+              <w:t>シナリオID</w:t>
             </w:r>
           </w:p>
         </w:tc>
@@ -12998,7 +13006,7 @@
               <w:rPr>
                 <w:sz w:val="16"/>
               </w:rPr>
-              <w:t>tests/auth.spec.js &gt; TC-LO01/LO02</w:t>
+              <w:t>SC-BV-LOCK-1MIN</w:t>
             </w:r>
           </w:p>
         </w:tc>
@@ -13023,7 +13031,9 @@
           <w:rFonts w:ascii="Meiryo" w:hAnsi="Meiryo"/>
           <w:sz w:val="18"/>
         </w:rPr>
-        <w:t>・user001 でログイン済み（有効なセッション）</w:t>
+        <w:t>・e2elock がロック状態で登録されており、ロック解除まで1分以上ある</w:t>
+        <w:br/>
+        <w:t>・ログイン画面を開いている</w:t>
       </w:r>
     </w:p>
     <w:p>
@@ -13044,9 +13054,7 @@
           <w:rFonts w:ascii="Meiryo" w:hAnsi="Meiryo"/>
           <w:sz w:val="18"/>
         </w:rPr>
-        <w:t>1. POST /api/auth/logout</w:t>
-        <w:br/>
-        <w:t>2. GET /api/auth/status</w:t>
+        <w:t>1. e2elock / 正しいパスワードでログインを試みる</w:t>
       </w:r>
     </w:p>
     <w:p>
@@ -13067,9 +13075,9 @@
           <w:rFonts w:ascii="Meiryo" w:hAnsi="Meiryo"/>
           <w:sz w:val="18"/>
         </w:rPr>
-        <w:t>1. ログアウト: HTTP 200</w:t>
+        <w:t>1. アカウントロック中のメッセージが表示される</w:t>
         <w:br/>
-        <w:t>2. status 確認: HTTP 401</w:t>
+        <w:t>2. ホーム画面へは遷移しない</w:t>
       </w:r>
     </w:p>
     <w:p/>
@@ -13082,7 +13090,7 @@
           <w:color w:val="2E75B6"/>
           <w:sz w:val="24"/>
         </w:rPr>
-        <w:t>TC-P06 : PUT /api/admin/password - 管理者PW変更</w:t>
+        <w:t>TC-B04 : ロック期限経過後のログイン成功</w:t>
       </w:r>
     </w:p>
     <w:tbl>
@@ -13161,7 +13169,7 @@
               <w:rPr>
                 <w:sz w:val="16"/>
               </w:rPr>
-              <w:t>正常系（API）</w:t>
+              <w:t>境界値</w:t>
             </w:r>
           </w:p>
         </w:tc>
@@ -13192,7 +13200,7 @@
               <w:rPr>
                 <w:sz w:val="16"/>
               </w:rPr>
-              <w:t>最高</w:t>
+              <w:t>高</w:t>
             </w:r>
           </w:p>
         </w:tc>
@@ -13223,7 +13231,7 @@
               <w:rPr>
                 <w:sz w:val="16"/>
               </w:rPr>
-              <w:t>Playwright API</w:t>
+              <w:t>自社ツール（E2E）</w:t>
             </w:r>
           </w:p>
         </w:tc>
@@ -13240,7 +13248,7 @@
                 <w:b/>
                 <w:sz w:val="16"/>
               </w:rPr>
-              <w:t>対応コード</w:t>
+              <w:t>シナリオID</w:t>
             </w:r>
           </w:p>
         </w:tc>
@@ -13254,7 +13262,7 @@
               <w:rPr>
                 <w:sz w:val="16"/>
               </w:rPr>
-              <w:t>tests/auth.spec.js &gt; TC-ADM-PW01</w:t>
+              <w:t>SC-BV-LOCK-EXPIRED</w:t>
             </w:r>
           </w:p>
         </w:tc>
@@ -13279,7 +13287,9 @@
           <w:rFonts w:ascii="Meiryo" w:hAnsi="Meiryo"/>
           <w:sz w:val="18"/>
         </w:rPr>
-        <w:t>・admin ユーザーが is_admin=true で存在する</w:t>
+        <w:t>・e2elock のロック期限が1分前に経過している</w:t>
+        <w:br/>
+        <w:t>・ログイン画面を開いている</w:t>
       </w:r>
     </w:p>
     <w:p>
@@ -13300,11 +13310,7 @@
           <w:rFonts w:ascii="Meiryo" w:hAnsi="Meiryo"/>
           <w:sz w:val="18"/>
         </w:rPr>
-        <w:t>1. PUT /api/admin/password</w:t>
-        <w:br/>
-        <w:t xml:space="preserve">   body: { password: 'newpw' }</w:t>
-        <w:br/>
-        <w:t>2. POST /api/auth/login（admin / newpw）</w:t>
+        <w:t>1. e2elock / 正しいパスワードでログインする</w:t>
       </w:r>
     </w:p>
     <w:p>
@@ -13325,1531 +13331,7 @@
           <w:rFonts w:ascii="Meiryo" w:hAnsi="Meiryo"/>
           <w:sz w:val="18"/>
         </w:rPr>
-        <w:t>1. HTTP 200</w:t>
-        <w:br/>
-        <w:t>2. body.status === 'success'</w:t>
-        <w:br/>
-        <w:t>3. 新PWでのログインが成功（HTTP 200）</w:t>
-      </w:r>
-    </w:p>
-    <w:p/>
-    <w:p>
-      <w:pPr>
-        <w:pStyle w:val="Heading2"/>
-      </w:pPr>
-      <w:r>
-        <w:rPr>
-          <w:color w:val="2E75B6"/>
-          <w:sz w:val="24"/>
-        </w:rPr>
-        <w:t>TC-U01 : isPasswordExpired - 89日前（境界値-1）</w:t>
-      </w:r>
-    </w:p>
-    <w:tbl>
-      <w:tblPr>
-        <w:tblStyle w:val="TableGrid"/>
-        <w:tblW w:type="auto" w:w="0"/>
-        <w:tblLook w:firstColumn="1" w:firstRow="1" w:lastColumn="0" w:lastRow="0" w:noHBand="0" w:noVBand="1" w:val="04A0"/>
-      </w:tblPr>
-      <w:tblGrid>
-        <w:gridCol w:w="4703"/>
-        <w:gridCol w:w="4703"/>
-      </w:tblGrid>
-      <w:tr>
-        <w:tc>
-          <w:tcPr>
-            <w:tcW w:type="dxa" w:w="1984"/>
-            <w:shd w:fill="595959" w:val="clear"/>
-          </w:tcPr>
-          <w:p>
-            <w:pPr>
-              <w:jc w:val="center"/>
-            </w:pPr>
-            <w:r>
-              <w:rPr>
-                <w:b/>
-                <w:color w:val="FFFFFF"/>
-                <w:sz w:val="16"/>
-              </w:rPr>
-              <w:t>属性</w:t>
-            </w:r>
-          </w:p>
-        </w:tc>
-        <w:tc>
-          <w:tcPr>
-            <w:tcW w:type="dxa" w:w="7654"/>
-            <w:shd w:fill="595959" w:val="clear"/>
-          </w:tcPr>
-          <w:p>
-            <w:pPr>
-              <w:jc w:val="center"/>
-            </w:pPr>
-            <w:r>
-              <w:rPr>
-                <w:b/>
-                <w:color w:val="FFFFFF"/>
-                <w:sz w:val="16"/>
-              </w:rPr>
-              <w:t>内容</w:t>
-            </w:r>
-          </w:p>
-        </w:tc>
-      </w:tr>
-      <w:tr>
-        <w:tc>
-          <w:tcPr>
-            <w:tcW w:type="dxa" w:w="1984"/>
-            <w:shd w:fill="FFFFFF" w:val="clear"/>
-          </w:tcPr>
-          <w:p>
-            <w:r>
-              <w:rPr>
-                <w:b/>
-                <w:sz w:val="16"/>
-              </w:rPr>
-              <w:t>テスト区分</w:t>
-            </w:r>
-          </w:p>
-        </w:tc>
-        <w:tc>
-          <w:tcPr>
-            <w:tcW w:type="dxa" w:w="7654"/>
-            <w:shd w:fill="FFFFFF" w:val="clear"/>
-          </w:tcPr>
-          <w:p>
-            <w:r>
-              <w:rPr>
-                <w:sz w:val="16"/>
-              </w:rPr>
-              <w:t>境界値（Unit）</w:t>
-            </w:r>
-          </w:p>
-        </w:tc>
-      </w:tr>
-      <w:tr>
-        <w:tc>
-          <w:tcPr>
-            <w:tcW w:type="dxa" w:w="1984"/>
-            <w:shd w:fill="EEF3FA" w:val="clear"/>
-          </w:tcPr>
-          <w:p>
-            <w:r>
-              <w:rPr>
-                <w:b/>
-                <w:sz w:val="16"/>
-              </w:rPr>
-              <w:t>優先度</w:t>
-            </w:r>
-          </w:p>
-        </w:tc>
-        <w:tc>
-          <w:tcPr>
-            <w:tcW w:type="dxa" w:w="7654"/>
-            <w:shd w:fill="EEF3FA" w:val="clear"/>
-          </w:tcPr>
-          <w:p>
-            <w:r>
-              <w:rPr>
-                <w:sz w:val="16"/>
-              </w:rPr>
-              <w:t>中</w:t>
-            </w:r>
-          </w:p>
-        </w:tc>
-      </w:tr>
-      <w:tr>
-        <w:tc>
-          <w:tcPr>
-            <w:tcW w:type="dxa" w:w="1984"/>
-            <w:shd w:fill="FFFFFF" w:val="clear"/>
-          </w:tcPr>
-          <w:p>
-            <w:r>
-              <w:rPr>
-                <w:b/>
-                <w:sz w:val="16"/>
-              </w:rPr>
-              <w:t>自動化手段</w:t>
-            </w:r>
-          </w:p>
-        </w:tc>
-        <w:tc>
-          <w:tcPr>
-            <w:tcW w:type="dxa" w:w="7654"/>
-            <w:shd w:fill="FFFFFF" w:val="clear"/>
-          </w:tcPr>
-          <w:p>
-            <w:r>
-              <w:rPr>
-                <w:sz w:val="16"/>
-              </w:rPr>
-              <w:t>Jest Unit</w:t>
-            </w:r>
-          </w:p>
-        </w:tc>
-      </w:tr>
-      <w:tr>
-        <w:tc>
-          <w:tcPr>
-            <w:tcW w:type="dxa" w:w="1984"/>
-            <w:shd w:fill="EEF3FA" w:val="clear"/>
-          </w:tcPr>
-          <w:p>
-            <w:r>
-              <w:rPr>
-                <w:b/>
-                <w:sz w:val="16"/>
-              </w:rPr>
-              <w:t>対応コード</w:t>
-            </w:r>
-          </w:p>
-        </w:tc>
-        <w:tc>
-          <w:tcPr>
-            <w:tcW w:type="dxa" w:w="7654"/>
-            <w:shd w:fill="EEF3FA" w:val="clear"/>
-          </w:tcPr>
-          <w:p>
-            <w:r>
-              <w:rPr>
-                <w:sz w:val="16"/>
-              </w:rPr>
-              <w:t>tests/unit/utils.test.js &gt; BV-03</w:t>
-            </w:r>
-          </w:p>
-        </w:tc>
-      </w:tr>
-    </w:tbl>
-    <w:p/>
-    <w:p>
-      <w:r>
-        <w:rPr>
-          <w:b/>
-          <w:sz w:val="18"/>
-        </w:rPr>
-        <w:t>■ 前提条件（Preconditions）</w:t>
-      </w:r>
-    </w:p>
-    <w:p>
-      <w:pPr>
-        <w:ind w:left="454"/>
-      </w:pPr>
-      <w:r>
-        <w:rPr>
-          <w:rFonts w:ascii="Meiryo" w:hAnsi="Meiryo"/>
-          <w:sz w:val="18"/>
-        </w:rPr>
-        <w:t>・utils.js の isPasswordExpired 関数</w:t>
-      </w:r>
-    </w:p>
-    <w:p>
-      <w:r>
-        <w:rPr>
-          <w:b/>
-          <w:sz w:val="18"/>
-        </w:rPr>
-        <w:t>■ 検証手順（Steps）</w:t>
-      </w:r>
-    </w:p>
-    <w:p>
-      <w:pPr>
-        <w:ind w:left="454"/>
-      </w:pPr>
-      <w:r>
-        <w:rPr>
-          <w:rFonts w:ascii="Meiryo" w:hAnsi="Meiryo"/>
-          <w:sz w:val="18"/>
-        </w:rPr>
-        <w:t>1. isPasswordExpired(89日前の Date) を呼び出す</w:t>
-      </w:r>
-    </w:p>
-    <w:p>
-      <w:r>
-        <w:rPr>
-          <w:b/>
-          <w:sz w:val="18"/>
-        </w:rPr>
-        <w:t>■ 期待値（Expected Results）</w:t>
-      </w:r>
-    </w:p>
-    <w:p>
-      <w:pPr>
-        <w:ind w:left="454"/>
-      </w:pPr>
-      <w:r>
-        <w:rPr>
-          <w:rFonts w:ascii="Meiryo" w:hAnsi="Meiryo"/>
-          <w:sz w:val="18"/>
-        </w:rPr>
-        <w:t>1. 戻り値が false</w:t>
-      </w:r>
-    </w:p>
-    <w:p/>
-    <w:p>
-      <w:pPr>
-        <w:pStyle w:val="Heading2"/>
-      </w:pPr>
-      <w:r>
-        <w:rPr>
-          <w:color w:val="2E75B6"/>
-          <w:sz w:val="24"/>
-        </w:rPr>
-        <w:t>TC-U02 : isPasswordExpired - 90日前（境界値）</w:t>
-      </w:r>
-    </w:p>
-    <w:tbl>
-      <w:tblPr>
-        <w:tblStyle w:val="TableGrid"/>
-        <w:tblW w:type="auto" w:w="0"/>
-        <w:tblLook w:firstColumn="1" w:firstRow="1" w:lastColumn="0" w:lastRow="0" w:noHBand="0" w:noVBand="1" w:val="04A0"/>
-      </w:tblPr>
-      <w:tblGrid>
-        <w:gridCol w:w="4703"/>
-        <w:gridCol w:w="4703"/>
-      </w:tblGrid>
-      <w:tr>
-        <w:tc>
-          <w:tcPr>
-            <w:tcW w:type="dxa" w:w="1984"/>
-            <w:shd w:fill="595959" w:val="clear"/>
-          </w:tcPr>
-          <w:p>
-            <w:pPr>
-              <w:jc w:val="center"/>
-            </w:pPr>
-            <w:r>
-              <w:rPr>
-                <w:b/>
-                <w:color w:val="FFFFFF"/>
-                <w:sz w:val="16"/>
-              </w:rPr>
-              <w:t>属性</w:t>
-            </w:r>
-          </w:p>
-        </w:tc>
-        <w:tc>
-          <w:tcPr>
-            <w:tcW w:type="dxa" w:w="7654"/>
-            <w:shd w:fill="595959" w:val="clear"/>
-          </w:tcPr>
-          <w:p>
-            <w:pPr>
-              <w:jc w:val="center"/>
-            </w:pPr>
-            <w:r>
-              <w:rPr>
-                <w:b/>
-                <w:color w:val="FFFFFF"/>
-                <w:sz w:val="16"/>
-              </w:rPr>
-              <w:t>内容</w:t>
-            </w:r>
-          </w:p>
-        </w:tc>
-      </w:tr>
-      <w:tr>
-        <w:tc>
-          <w:tcPr>
-            <w:tcW w:type="dxa" w:w="1984"/>
-            <w:shd w:fill="FFFFFF" w:val="clear"/>
-          </w:tcPr>
-          <w:p>
-            <w:r>
-              <w:rPr>
-                <w:b/>
-                <w:sz w:val="16"/>
-              </w:rPr>
-              <w:t>テスト区分</w:t>
-            </w:r>
-          </w:p>
-        </w:tc>
-        <w:tc>
-          <w:tcPr>
-            <w:tcW w:type="dxa" w:w="7654"/>
-            <w:shd w:fill="FFFFFF" w:val="clear"/>
-          </w:tcPr>
-          <w:p>
-            <w:r>
-              <w:rPr>
-                <w:sz w:val="16"/>
-              </w:rPr>
-              <w:t>境界値（Unit）</w:t>
-            </w:r>
-          </w:p>
-        </w:tc>
-      </w:tr>
-      <w:tr>
-        <w:tc>
-          <w:tcPr>
-            <w:tcW w:type="dxa" w:w="1984"/>
-            <w:shd w:fill="EEF3FA" w:val="clear"/>
-          </w:tcPr>
-          <w:p>
-            <w:r>
-              <w:rPr>
-                <w:b/>
-                <w:sz w:val="16"/>
-              </w:rPr>
-              <w:t>優先度</w:t>
-            </w:r>
-          </w:p>
-        </w:tc>
-        <w:tc>
-          <w:tcPr>
-            <w:tcW w:type="dxa" w:w="7654"/>
-            <w:shd w:fill="EEF3FA" w:val="clear"/>
-          </w:tcPr>
-          <w:p>
-            <w:r>
-              <w:rPr>
-                <w:sz w:val="16"/>
-              </w:rPr>
-              <w:t>高</w:t>
-            </w:r>
-          </w:p>
-        </w:tc>
-      </w:tr>
-      <w:tr>
-        <w:tc>
-          <w:tcPr>
-            <w:tcW w:type="dxa" w:w="1984"/>
-            <w:shd w:fill="FFFFFF" w:val="clear"/>
-          </w:tcPr>
-          <w:p>
-            <w:r>
-              <w:rPr>
-                <w:b/>
-                <w:sz w:val="16"/>
-              </w:rPr>
-              <w:t>自動化手段</w:t>
-            </w:r>
-          </w:p>
-        </w:tc>
-        <w:tc>
-          <w:tcPr>
-            <w:tcW w:type="dxa" w:w="7654"/>
-            <w:shd w:fill="FFFFFF" w:val="clear"/>
-          </w:tcPr>
-          <w:p>
-            <w:r>
-              <w:rPr>
-                <w:sz w:val="16"/>
-              </w:rPr>
-              <w:t>Jest Unit</w:t>
-            </w:r>
-          </w:p>
-        </w:tc>
-      </w:tr>
-      <w:tr>
-        <w:tc>
-          <w:tcPr>
-            <w:tcW w:type="dxa" w:w="1984"/>
-            <w:shd w:fill="EEF3FA" w:val="clear"/>
-          </w:tcPr>
-          <w:p>
-            <w:r>
-              <w:rPr>
-                <w:b/>
-                <w:sz w:val="16"/>
-              </w:rPr>
-              <w:t>対応コード</w:t>
-            </w:r>
-          </w:p>
-        </w:tc>
-        <w:tc>
-          <w:tcPr>
-            <w:tcW w:type="dxa" w:w="7654"/>
-            <w:shd w:fill="EEF3FA" w:val="clear"/>
-          </w:tcPr>
-          <w:p>
-            <w:r>
-              <w:rPr>
-                <w:sz w:val="16"/>
-              </w:rPr>
-              <w:t>tests/unit/utils.test.js &gt; BV-04</w:t>
-            </w:r>
-          </w:p>
-        </w:tc>
-      </w:tr>
-    </w:tbl>
-    <w:p/>
-    <w:p>
-      <w:r>
-        <w:rPr>
-          <w:b/>
-          <w:sz w:val="18"/>
-        </w:rPr>
-        <w:t>■ 前提条件（Preconditions）</w:t>
-      </w:r>
-    </w:p>
-    <w:p>
-      <w:pPr>
-        <w:ind w:left="454"/>
-      </w:pPr>
-      <w:r>
-        <w:rPr>
-          <w:rFonts w:ascii="Meiryo" w:hAnsi="Meiryo"/>
-          <w:sz w:val="18"/>
-        </w:rPr>
-        <w:t>・utils.js の isPasswordExpired 関数</w:t>
-      </w:r>
-    </w:p>
-    <w:p>
-      <w:r>
-        <w:rPr>
-          <w:b/>
-          <w:sz w:val="18"/>
-        </w:rPr>
-        <w:t>■ 検証手順（Steps）</w:t>
-      </w:r>
-    </w:p>
-    <w:p>
-      <w:pPr>
-        <w:ind w:left="454"/>
-      </w:pPr>
-      <w:r>
-        <w:rPr>
-          <w:rFonts w:ascii="Meiryo" w:hAnsi="Meiryo"/>
-          <w:sz w:val="18"/>
-        </w:rPr>
-        <w:t>1. isPasswordExpired(90日前の Date) を呼び出す</w:t>
-      </w:r>
-    </w:p>
-    <w:p>
-      <w:r>
-        <w:rPr>
-          <w:b/>
-          <w:sz w:val="18"/>
-        </w:rPr>
-        <w:t>■ 期待値（Expected Results）</w:t>
-      </w:r>
-    </w:p>
-    <w:p>
-      <w:pPr>
-        <w:ind w:left="454"/>
-      </w:pPr>
-      <w:r>
-        <w:rPr>
-          <w:rFonts w:ascii="Meiryo" w:hAnsi="Meiryo"/>
-          <w:sz w:val="18"/>
-        </w:rPr>
-        <w:t>1. 戻り値が true</w:t>
-      </w:r>
-    </w:p>
-    <w:p/>
-    <w:p>
-      <w:pPr>
-        <w:pStyle w:val="Heading2"/>
-      </w:pPr>
-      <w:r>
-        <w:rPr>
-          <w:color w:val="2E75B6"/>
-          <w:sz w:val="24"/>
-        </w:rPr>
-        <w:t>TC-U03 : isLocked - ロック中（1分後）</w:t>
-      </w:r>
-    </w:p>
-    <w:tbl>
-      <w:tblPr>
-        <w:tblStyle w:val="TableGrid"/>
-        <w:tblW w:type="auto" w:w="0"/>
-        <w:tblLook w:firstColumn="1" w:firstRow="1" w:lastColumn="0" w:lastRow="0" w:noHBand="0" w:noVBand="1" w:val="04A0"/>
-      </w:tblPr>
-      <w:tblGrid>
-        <w:gridCol w:w="4703"/>
-        <w:gridCol w:w="4703"/>
-      </w:tblGrid>
-      <w:tr>
-        <w:tc>
-          <w:tcPr>
-            <w:tcW w:type="dxa" w:w="1984"/>
-            <w:shd w:fill="595959" w:val="clear"/>
-          </w:tcPr>
-          <w:p>
-            <w:pPr>
-              <w:jc w:val="center"/>
-            </w:pPr>
-            <w:r>
-              <w:rPr>
-                <w:b/>
-                <w:color w:val="FFFFFF"/>
-                <w:sz w:val="16"/>
-              </w:rPr>
-              <w:t>属性</w:t>
-            </w:r>
-          </w:p>
-        </w:tc>
-        <w:tc>
-          <w:tcPr>
-            <w:tcW w:type="dxa" w:w="7654"/>
-            <w:shd w:fill="595959" w:val="clear"/>
-          </w:tcPr>
-          <w:p>
-            <w:pPr>
-              <w:jc w:val="center"/>
-            </w:pPr>
-            <w:r>
-              <w:rPr>
-                <w:b/>
-                <w:color w:val="FFFFFF"/>
-                <w:sz w:val="16"/>
-              </w:rPr>
-              <w:t>内容</w:t>
-            </w:r>
-          </w:p>
-        </w:tc>
-      </w:tr>
-      <w:tr>
-        <w:tc>
-          <w:tcPr>
-            <w:tcW w:type="dxa" w:w="1984"/>
-            <w:shd w:fill="FFFFFF" w:val="clear"/>
-          </w:tcPr>
-          <w:p>
-            <w:r>
-              <w:rPr>
-                <w:b/>
-                <w:sz w:val="16"/>
-              </w:rPr>
-              <w:t>テスト区分</w:t>
-            </w:r>
-          </w:p>
-        </w:tc>
-        <w:tc>
-          <w:tcPr>
-            <w:tcW w:type="dxa" w:w="7654"/>
-            <w:shd w:fill="FFFFFF" w:val="clear"/>
-          </w:tcPr>
-          <w:p>
-            <w:r>
-              <w:rPr>
-                <w:sz w:val="16"/>
-              </w:rPr>
-              <w:t>境界値（Unit）</w:t>
-            </w:r>
-          </w:p>
-        </w:tc>
-      </w:tr>
-      <w:tr>
-        <w:tc>
-          <w:tcPr>
-            <w:tcW w:type="dxa" w:w="1984"/>
-            <w:shd w:fill="EEF3FA" w:val="clear"/>
-          </w:tcPr>
-          <w:p>
-            <w:r>
-              <w:rPr>
-                <w:b/>
-                <w:sz w:val="16"/>
-              </w:rPr>
-              <w:t>優先度</w:t>
-            </w:r>
-          </w:p>
-        </w:tc>
-        <w:tc>
-          <w:tcPr>
-            <w:tcW w:type="dxa" w:w="7654"/>
-            <w:shd w:fill="EEF3FA" w:val="clear"/>
-          </w:tcPr>
-          <w:p>
-            <w:r>
-              <w:rPr>
-                <w:sz w:val="16"/>
-              </w:rPr>
-              <w:t>高</w:t>
-            </w:r>
-          </w:p>
-        </w:tc>
-      </w:tr>
-      <w:tr>
-        <w:tc>
-          <w:tcPr>
-            <w:tcW w:type="dxa" w:w="1984"/>
-            <w:shd w:fill="FFFFFF" w:val="clear"/>
-          </w:tcPr>
-          <w:p>
-            <w:r>
-              <w:rPr>
-                <w:b/>
-                <w:sz w:val="16"/>
-              </w:rPr>
-              <w:t>自動化手段</w:t>
-            </w:r>
-          </w:p>
-        </w:tc>
-        <w:tc>
-          <w:tcPr>
-            <w:tcW w:type="dxa" w:w="7654"/>
-            <w:shd w:fill="FFFFFF" w:val="clear"/>
-          </w:tcPr>
-          <w:p>
-            <w:r>
-              <w:rPr>
-                <w:sz w:val="16"/>
-              </w:rPr>
-              <w:t>Jest Unit</w:t>
-            </w:r>
-          </w:p>
-        </w:tc>
-      </w:tr>
-      <w:tr>
-        <w:tc>
-          <w:tcPr>
-            <w:tcW w:type="dxa" w:w="1984"/>
-            <w:shd w:fill="EEF3FA" w:val="clear"/>
-          </w:tcPr>
-          <w:p>
-            <w:r>
-              <w:rPr>
-                <w:b/>
-                <w:sz w:val="16"/>
-              </w:rPr>
-              <w:t>対応コード</w:t>
-            </w:r>
-          </w:p>
-        </w:tc>
-        <w:tc>
-          <w:tcPr>
-            <w:tcW w:type="dxa" w:w="7654"/>
-            <w:shd w:fill="EEF3FA" w:val="clear"/>
-          </w:tcPr>
-          <w:p>
-            <w:r>
-              <w:rPr>
-                <w:sz w:val="16"/>
-              </w:rPr>
-              <w:t>tests/unit/utils.test.js &gt; BV-15</w:t>
-            </w:r>
-          </w:p>
-        </w:tc>
-      </w:tr>
-    </w:tbl>
-    <w:p/>
-    <w:p>
-      <w:r>
-        <w:rPr>
-          <w:b/>
-          <w:sz w:val="18"/>
-        </w:rPr>
-        <w:t>■ 前提条件（Preconditions）</w:t>
-      </w:r>
-    </w:p>
-    <w:p>
-      <w:pPr>
-        <w:ind w:left="454"/>
-      </w:pPr>
-      <w:r>
-        <w:rPr>
-          <w:rFonts w:ascii="Meiryo" w:hAnsi="Meiryo"/>
-          <w:sz w:val="18"/>
-        </w:rPr>
-        <w:t>・utils.js の isLocked 関数</w:t>
-      </w:r>
-    </w:p>
-    <w:p>
-      <w:r>
-        <w:rPr>
-          <w:b/>
-          <w:sz w:val="18"/>
-        </w:rPr>
-        <w:t>■ 検証手順（Steps）</w:t>
-      </w:r>
-    </w:p>
-    <w:p>
-      <w:pPr>
-        <w:ind w:left="454"/>
-      </w:pPr>
-      <w:r>
-        <w:rPr>
-          <w:rFonts w:ascii="Meiryo" w:hAnsi="Meiryo"/>
-          <w:sz w:val="18"/>
-        </w:rPr>
-        <w:t>1. isLocked(1分後の Date) を呼び出す</w:t>
-      </w:r>
-    </w:p>
-    <w:p>
-      <w:r>
-        <w:rPr>
-          <w:b/>
-          <w:sz w:val="18"/>
-        </w:rPr>
-        <w:t>■ 期待値（Expected Results）</w:t>
-      </w:r>
-    </w:p>
-    <w:p>
-      <w:pPr>
-        <w:ind w:left="454"/>
-      </w:pPr>
-      <w:r>
-        <w:rPr>
-          <w:rFonts w:ascii="Meiryo" w:hAnsi="Meiryo"/>
-          <w:sz w:val="18"/>
-        </w:rPr>
-        <w:t>1. 戻り値が true</w:t>
-      </w:r>
-    </w:p>
-    <w:p/>
-    <w:p>
-      <w:pPr>
-        <w:pStyle w:val="Heading2"/>
-      </w:pPr>
-      <w:r>
-        <w:rPr>
-          <w:color w:val="2E75B6"/>
-          <w:sz w:val="24"/>
-        </w:rPr>
-        <w:t>TC-U04 : isLocked - ロック期限切れ（1分前）</w:t>
-      </w:r>
-    </w:p>
-    <w:tbl>
-      <w:tblPr>
-        <w:tblStyle w:val="TableGrid"/>
-        <w:tblW w:type="auto" w:w="0"/>
-        <w:tblLook w:firstColumn="1" w:firstRow="1" w:lastColumn="0" w:lastRow="0" w:noHBand="0" w:noVBand="1" w:val="04A0"/>
-      </w:tblPr>
-      <w:tblGrid>
-        <w:gridCol w:w="4703"/>
-        <w:gridCol w:w="4703"/>
-      </w:tblGrid>
-      <w:tr>
-        <w:tc>
-          <w:tcPr>
-            <w:tcW w:type="dxa" w:w="1984"/>
-            <w:shd w:fill="595959" w:val="clear"/>
-          </w:tcPr>
-          <w:p>
-            <w:pPr>
-              <w:jc w:val="center"/>
-            </w:pPr>
-            <w:r>
-              <w:rPr>
-                <w:b/>
-                <w:color w:val="FFFFFF"/>
-                <w:sz w:val="16"/>
-              </w:rPr>
-              <w:t>属性</w:t>
-            </w:r>
-          </w:p>
-        </w:tc>
-        <w:tc>
-          <w:tcPr>
-            <w:tcW w:type="dxa" w:w="7654"/>
-            <w:shd w:fill="595959" w:val="clear"/>
-          </w:tcPr>
-          <w:p>
-            <w:pPr>
-              <w:jc w:val="center"/>
-            </w:pPr>
-            <w:r>
-              <w:rPr>
-                <w:b/>
-                <w:color w:val="FFFFFF"/>
-                <w:sz w:val="16"/>
-              </w:rPr>
-              <w:t>内容</w:t>
-            </w:r>
-          </w:p>
-        </w:tc>
-      </w:tr>
-      <w:tr>
-        <w:tc>
-          <w:tcPr>
-            <w:tcW w:type="dxa" w:w="1984"/>
-            <w:shd w:fill="FFFFFF" w:val="clear"/>
-          </w:tcPr>
-          <w:p>
-            <w:r>
-              <w:rPr>
-                <w:b/>
-                <w:sz w:val="16"/>
-              </w:rPr>
-              <w:t>テスト区分</w:t>
-            </w:r>
-          </w:p>
-        </w:tc>
-        <w:tc>
-          <w:tcPr>
-            <w:tcW w:type="dxa" w:w="7654"/>
-            <w:shd w:fill="FFFFFF" w:val="clear"/>
-          </w:tcPr>
-          <w:p>
-            <w:r>
-              <w:rPr>
-                <w:sz w:val="16"/>
-              </w:rPr>
-              <w:t>境界値（Unit）</w:t>
-            </w:r>
-          </w:p>
-        </w:tc>
-      </w:tr>
-      <w:tr>
-        <w:tc>
-          <w:tcPr>
-            <w:tcW w:type="dxa" w:w="1984"/>
-            <w:shd w:fill="EEF3FA" w:val="clear"/>
-          </w:tcPr>
-          <w:p>
-            <w:r>
-              <w:rPr>
-                <w:b/>
-                <w:sz w:val="16"/>
-              </w:rPr>
-              <w:t>優先度</w:t>
-            </w:r>
-          </w:p>
-        </w:tc>
-        <w:tc>
-          <w:tcPr>
-            <w:tcW w:type="dxa" w:w="7654"/>
-            <w:shd w:fill="EEF3FA" w:val="clear"/>
-          </w:tcPr>
-          <w:p>
-            <w:r>
-              <w:rPr>
-                <w:sz w:val="16"/>
-              </w:rPr>
-              <w:t>高</w:t>
-            </w:r>
-          </w:p>
-        </w:tc>
-      </w:tr>
-      <w:tr>
-        <w:tc>
-          <w:tcPr>
-            <w:tcW w:type="dxa" w:w="1984"/>
-            <w:shd w:fill="FFFFFF" w:val="clear"/>
-          </w:tcPr>
-          <w:p>
-            <w:r>
-              <w:rPr>
-                <w:b/>
-                <w:sz w:val="16"/>
-              </w:rPr>
-              <w:t>自動化手段</w:t>
-            </w:r>
-          </w:p>
-        </w:tc>
-        <w:tc>
-          <w:tcPr>
-            <w:tcW w:type="dxa" w:w="7654"/>
-            <w:shd w:fill="FFFFFF" w:val="clear"/>
-          </w:tcPr>
-          <w:p>
-            <w:r>
-              <w:rPr>
-                <w:sz w:val="16"/>
-              </w:rPr>
-              <w:t>Jest Unit</w:t>
-            </w:r>
-          </w:p>
-        </w:tc>
-      </w:tr>
-      <w:tr>
-        <w:tc>
-          <w:tcPr>
-            <w:tcW w:type="dxa" w:w="1984"/>
-            <w:shd w:fill="EEF3FA" w:val="clear"/>
-          </w:tcPr>
-          <w:p>
-            <w:r>
-              <w:rPr>
-                <w:b/>
-                <w:sz w:val="16"/>
-              </w:rPr>
-              <w:t>対応コード</w:t>
-            </w:r>
-          </w:p>
-        </w:tc>
-        <w:tc>
-          <w:tcPr>
-            <w:tcW w:type="dxa" w:w="7654"/>
-            <w:shd w:fill="EEF3FA" w:val="clear"/>
-          </w:tcPr>
-          <w:p>
-            <w:r>
-              <w:rPr>
-                <w:sz w:val="16"/>
-              </w:rPr>
-              <w:t>tests/unit/utils.test.js &gt; BV-13</w:t>
-            </w:r>
-          </w:p>
-        </w:tc>
-      </w:tr>
-    </w:tbl>
-    <w:p/>
-    <w:p>
-      <w:r>
-        <w:rPr>
-          <w:b/>
-          <w:sz w:val="18"/>
-        </w:rPr>
-        <w:t>■ 前提条件（Preconditions）</w:t>
-      </w:r>
-    </w:p>
-    <w:p>
-      <w:pPr>
-        <w:ind w:left="454"/>
-      </w:pPr>
-      <w:r>
-        <w:rPr>
-          <w:rFonts w:ascii="Meiryo" w:hAnsi="Meiryo"/>
-          <w:sz w:val="18"/>
-        </w:rPr>
-        <w:t>・utils.js の isLocked 関数</w:t>
-      </w:r>
-    </w:p>
-    <w:p>
-      <w:r>
-        <w:rPr>
-          <w:b/>
-          <w:sz w:val="18"/>
-        </w:rPr>
-        <w:t>■ 検証手順（Steps）</w:t>
-      </w:r>
-    </w:p>
-    <w:p>
-      <w:pPr>
-        <w:ind w:left="454"/>
-      </w:pPr>
-      <w:r>
-        <w:rPr>
-          <w:rFonts w:ascii="Meiryo" w:hAnsi="Meiryo"/>
-          <w:sz w:val="18"/>
-        </w:rPr>
-        <w:t>1. isLocked(1分前の Date) を呼び出す</w:t>
-      </w:r>
-    </w:p>
-    <w:p>
-      <w:r>
-        <w:rPr>
-          <w:b/>
-          <w:sz w:val="18"/>
-        </w:rPr>
-        <w:t>■ 期待値（Expected Results）</w:t>
-      </w:r>
-    </w:p>
-    <w:p>
-      <w:pPr>
-        <w:ind w:left="454"/>
-      </w:pPr>
-      <w:r>
-        <w:rPr>
-          <w:rFonts w:ascii="Meiryo" w:hAnsi="Meiryo"/>
-          <w:sz w:val="18"/>
-        </w:rPr>
-        <w:t>1. 戻り値が false</w:t>
-      </w:r>
-    </w:p>
-    <w:p/>
-    <w:p>
-      <w:pPr>
-        <w:pStyle w:val="Heading2"/>
-      </w:pPr>
-      <w:r>
-        <w:rPr>
-          <w:color w:val="2E75B6"/>
-          <w:sz w:val="24"/>
-        </w:rPr>
-        <w:t>TC-S01 : SQLインジェクション耐性（ユーザーID）</w:t>
-      </w:r>
-    </w:p>
-    <w:tbl>
-      <w:tblPr>
-        <w:tblStyle w:val="TableGrid"/>
-        <w:tblW w:type="auto" w:w="0"/>
-        <w:tblLook w:firstColumn="1" w:firstRow="1" w:lastColumn="0" w:lastRow="0" w:noHBand="0" w:noVBand="1" w:val="04A0"/>
-      </w:tblPr>
-      <w:tblGrid>
-        <w:gridCol w:w="4703"/>
-        <w:gridCol w:w="4703"/>
-      </w:tblGrid>
-      <w:tr>
-        <w:tc>
-          <w:tcPr>
-            <w:tcW w:type="dxa" w:w="1984"/>
-            <w:shd w:fill="595959" w:val="clear"/>
-          </w:tcPr>
-          <w:p>
-            <w:pPr>
-              <w:jc w:val="center"/>
-            </w:pPr>
-            <w:r>
-              <w:rPr>
-                <w:b/>
-                <w:color w:val="FFFFFF"/>
-                <w:sz w:val="16"/>
-              </w:rPr>
-              <w:t>属性</w:t>
-            </w:r>
-          </w:p>
-        </w:tc>
-        <w:tc>
-          <w:tcPr>
-            <w:tcW w:type="dxa" w:w="7654"/>
-            <w:shd w:fill="595959" w:val="clear"/>
-          </w:tcPr>
-          <w:p>
-            <w:pPr>
-              <w:jc w:val="center"/>
-            </w:pPr>
-            <w:r>
-              <w:rPr>
-                <w:b/>
-                <w:color w:val="FFFFFF"/>
-                <w:sz w:val="16"/>
-              </w:rPr>
-              <w:t>内容</w:t>
-            </w:r>
-          </w:p>
-        </w:tc>
-      </w:tr>
-      <w:tr>
-        <w:tc>
-          <w:tcPr>
-            <w:tcW w:type="dxa" w:w="1984"/>
-            <w:shd w:fill="FFFFFF" w:val="clear"/>
-          </w:tcPr>
-          <w:p>
-            <w:r>
-              <w:rPr>
-                <w:b/>
-                <w:sz w:val="16"/>
-              </w:rPr>
-              <w:t>テスト区分</w:t>
-            </w:r>
-          </w:p>
-        </w:tc>
-        <w:tc>
-          <w:tcPr>
-            <w:tcW w:type="dxa" w:w="7654"/>
-            <w:shd w:fill="FFFFFF" w:val="clear"/>
-          </w:tcPr>
-          <w:p>
-            <w:r>
-              <w:rPr>
-                <w:sz w:val="16"/>
-              </w:rPr>
-              <w:t>セキュリティ</w:t>
-            </w:r>
-          </w:p>
-        </w:tc>
-      </w:tr>
-      <w:tr>
-        <w:tc>
-          <w:tcPr>
-            <w:tcW w:type="dxa" w:w="1984"/>
-            <w:shd w:fill="EEF3FA" w:val="clear"/>
-          </w:tcPr>
-          <w:p>
-            <w:r>
-              <w:rPr>
-                <w:b/>
-                <w:sz w:val="16"/>
-              </w:rPr>
-              <w:t>優先度</w:t>
-            </w:r>
-          </w:p>
-        </w:tc>
-        <w:tc>
-          <w:tcPr>
-            <w:tcW w:type="dxa" w:w="7654"/>
-            <w:shd w:fill="EEF3FA" w:val="clear"/>
-          </w:tcPr>
-          <w:p>
-            <w:r>
-              <w:rPr>
-                <w:sz w:val="16"/>
-              </w:rPr>
-              <w:t>最高</w:t>
-            </w:r>
-          </w:p>
-        </w:tc>
-      </w:tr>
-      <w:tr>
-        <w:tc>
-          <w:tcPr>
-            <w:tcW w:type="dxa" w:w="1984"/>
-            <w:shd w:fill="FFFFFF" w:val="clear"/>
-          </w:tcPr>
-          <w:p>
-            <w:r>
-              <w:rPr>
-                <w:b/>
-                <w:sz w:val="16"/>
-              </w:rPr>
-              <w:t>自動化手段</w:t>
-            </w:r>
-          </w:p>
-        </w:tc>
-        <w:tc>
-          <w:tcPr>
-            <w:tcW w:type="dxa" w:w="7654"/>
-            <w:shd w:fill="FFFFFF" w:val="clear"/>
-          </w:tcPr>
-          <w:p>
-            <w:r>
-              <w:rPr>
-                <w:sz w:val="16"/>
-              </w:rPr>
-              <w:t>Playwright API</w:t>
-            </w:r>
-          </w:p>
-        </w:tc>
-      </w:tr>
-      <w:tr>
-        <w:tc>
-          <w:tcPr>
-            <w:tcW w:type="dxa" w:w="1984"/>
-            <w:shd w:fill="EEF3FA" w:val="clear"/>
-          </w:tcPr>
-          <w:p>
-            <w:r>
-              <w:rPr>
-                <w:b/>
-                <w:sz w:val="16"/>
-              </w:rPr>
-              <w:t>対応コード</w:t>
-            </w:r>
-          </w:p>
-        </w:tc>
-        <w:tc>
-          <w:tcPr>
-            <w:tcW w:type="dxa" w:w="7654"/>
-            <w:shd w:fill="EEF3FA" w:val="clear"/>
-          </w:tcPr>
-          <w:p>
-            <w:r>
-              <w:rPr>
-                <w:sz w:val="16"/>
-              </w:rPr>
-              <w:t>tests/auth.spec.js &gt; TC-SEC-01</w:t>
-            </w:r>
-          </w:p>
-        </w:tc>
-      </w:tr>
-    </w:tbl>
-    <w:p/>
-    <w:p>
-      <w:r>
-        <w:rPr>
-          <w:b/>
-          <w:sz w:val="18"/>
-        </w:rPr>
-        <w:t>■ 前提条件（Preconditions）</w:t>
-      </w:r>
-    </w:p>
-    <w:p>
-      <w:pPr>
-        <w:ind w:left="454"/>
-      </w:pPr>
-      <w:r>
-        <w:rPr>
-          <w:rFonts w:ascii="Meiryo" w:hAnsi="Meiryo"/>
-          <w:sz w:val="18"/>
-        </w:rPr>
-        <w:t>・DB が稼働している</w:t>
-      </w:r>
-    </w:p>
-    <w:p>
-      <w:r>
-        <w:rPr>
-          <w:b/>
-          <w:sz w:val="18"/>
-        </w:rPr>
-        <w:t>■ 検証手順（Steps）</w:t>
-      </w:r>
-    </w:p>
-    <w:p>
-      <w:pPr>
-        <w:ind w:left="454"/>
-      </w:pPr>
-      <w:r>
-        <w:rPr>
-          <w:rFonts w:ascii="Meiryo" w:hAnsi="Meiryo"/>
-          <w:sz w:val="18"/>
-        </w:rPr>
-        <w:t>1. POST /api/auth/login</w:t>
-        <w:br/>
-        <w:t xml:space="preserve">   body: { userId: "' OR '1'='1", password: 'any' }</w:t>
-      </w:r>
-    </w:p>
-    <w:p>
-      <w:r>
-        <w:rPr>
-          <w:b/>
-          <w:sz w:val="18"/>
-        </w:rPr>
-        <w:t>■ 期待値（Expected Results）</w:t>
-      </w:r>
-    </w:p>
-    <w:p>
-      <w:pPr>
-        <w:ind w:left="454"/>
-      </w:pPr>
-      <w:r>
-        <w:rPr>
-          <w:rFonts w:ascii="Meiryo" w:hAnsi="Meiryo"/>
-          <w:sz w:val="18"/>
-        </w:rPr>
-        <w:t>1. HTTP 400 または 401</w:t>
-        <w:br/>
-        <w:t>2. 全ユーザーが返却されない</w:t>
-        <w:br/>
-        <w:t>3. DB が改ざんされない（GET /api/users で確認）</w:t>
-      </w:r>
-    </w:p>
-    <w:p/>
-    <w:p>
-      <w:pPr>
-        <w:pStyle w:val="Heading2"/>
-      </w:pPr>
-      <w:r>
-        <w:rPr>
-          <w:color w:val="2E75B6"/>
-          <w:sz w:val="24"/>
-        </w:rPr>
-        <w:t>TC-S02 : ログアウト後の保護API拒否</w:t>
-      </w:r>
-    </w:p>
-    <w:tbl>
-      <w:tblPr>
-        <w:tblStyle w:val="TableGrid"/>
-        <w:tblW w:type="auto" w:w="0"/>
-        <w:tblLook w:firstColumn="1" w:firstRow="1" w:lastColumn="0" w:lastRow="0" w:noHBand="0" w:noVBand="1" w:val="04A0"/>
-      </w:tblPr>
-      <w:tblGrid>
-        <w:gridCol w:w="4703"/>
-        <w:gridCol w:w="4703"/>
-      </w:tblGrid>
-      <w:tr>
-        <w:tc>
-          <w:tcPr>
-            <w:tcW w:type="dxa" w:w="1984"/>
-            <w:shd w:fill="595959" w:val="clear"/>
-          </w:tcPr>
-          <w:p>
-            <w:pPr>
-              <w:jc w:val="center"/>
-            </w:pPr>
-            <w:r>
-              <w:rPr>
-                <w:b/>
-                <w:color w:val="FFFFFF"/>
-                <w:sz w:val="16"/>
-              </w:rPr>
-              <w:t>属性</w:t>
-            </w:r>
-          </w:p>
-        </w:tc>
-        <w:tc>
-          <w:tcPr>
-            <w:tcW w:type="dxa" w:w="7654"/>
-            <w:shd w:fill="595959" w:val="clear"/>
-          </w:tcPr>
-          <w:p>
-            <w:pPr>
-              <w:jc w:val="center"/>
-            </w:pPr>
-            <w:r>
-              <w:rPr>
-                <w:b/>
-                <w:color w:val="FFFFFF"/>
-                <w:sz w:val="16"/>
-              </w:rPr>
-              <w:t>内容</w:t>
-            </w:r>
-          </w:p>
-        </w:tc>
-      </w:tr>
-      <w:tr>
-        <w:tc>
-          <w:tcPr>
-            <w:tcW w:type="dxa" w:w="1984"/>
-            <w:shd w:fill="FFFFFF" w:val="clear"/>
-          </w:tcPr>
-          <w:p>
-            <w:r>
-              <w:rPr>
-                <w:b/>
-                <w:sz w:val="16"/>
-              </w:rPr>
-              <w:t>テスト区分</w:t>
-            </w:r>
-          </w:p>
-        </w:tc>
-        <w:tc>
-          <w:tcPr>
-            <w:tcW w:type="dxa" w:w="7654"/>
-            <w:shd w:fill="FFFFFF" w:val="clear"/>
-          </w:tcPr>
-          <w:p>
-            <w:r>
-              <w:rPr>
-                <w:sz w:val="16"/>
-              </w:rPr>
-              <w:t>セキュリティ</w:t>
-            </w:r>
-          </w:p>
-        </w:tc>
-      </w:tr>
-      <w:tr>
-        <w:tc>
-          <w:tcPr>
-            <w:tcW w:type="dxa" w:w="1984"/>
-            <w:shd w:fill="EEF3FA" w:val="clear"/>
-          </w:tcPr>
-          <w:p>
-            <w:r>
-              <w:rPr>
-                <w:b/>
-                <w:sz w:val="16"/>
-              </w:rPr>
-              <w:t>優先度</w:t>
-            </w:r>
-          </w:p>
-        </w:tc>
-        <w:tc>
-          <w:tcPr>
-            <w:tcW w:type="dxa" w:w="7654"/>
-            <w:shd w:fill="EEF3FA" w:val="clear"/>
-          </w:tcPr>
-          <w:p>
-            <w:r>
-              <w:rPr>
-                <w:sz w:val="16"/>
-              </w:rPr>
-              <w:t>高</w:t>
-            </w:r>
-          </w:p>
-        </w:tc>
-      </w:tr>
-      <w:tr>
-        <w:tc>
-          <w:tcPr>
-            <w:tcW w:type="dxa" w:w="1984"/>
-            <w:shd w:fill="FFFFFF" w:val="clear"/>
-          </w:tcPr>
-          <w:p>
-            <w:r>
-              <w:rPr>
-                <w:b/>
-                <w:sz w:val="16"/>
-              </w:rPr>
-              <w:t>自動化手段</w:t>
-            </w:r>
-          </w:p>
-        </w:tc>
-        <w:tc>
-          <w:tcPr>
-            <w:tcW w:type="dxa" w:w="7654"/>
-            <w:shd w:fill="FFFFFF" w:val="clear"/>
-          </w:tcPr>
-          <w:p>
-            <w:r>
-              <w:rPr>
-                <w:sz w:val="16"/>
-              </w:rPr>
-              <w:t>Playwright API</w:t>
-            </w:r>
-          </w:p>
-        </w:tc>
-      </w:tr>
-      <w:tr>
-        <w:tc>
-          <w:tcPr>
-            <w:tcW w:type="dxa" w:w="1984"/>
-            <w:shd w:fill="EEF3FA" w:val="clear"/>
-          </w:tcPr>
-          <w:p>
-            <w:r>
-              <w:rPr>
-                <w:b/>
-                <w:sz w:val="16"/>
-              </w:rPr>
-              <w:t>対応コード</w:t>
-            </w:r>
-          </w:p>
-        </w:tc>
-        <w:tc>
-          <w:tcPr>
-            <w:tcW w:type="dxa" w:w="7654"/>
-            <w:shd w:fill="EEF3FA" w:val="clear"/>
-          </w:tcPr>
-          <w:p>
-            <w:r>
-              <w:rPr>
-                <w:sz w:val="16"/>
-              </w:rPr>
-              <w:t>tests/auth.spec.js &gt; TC-ST02</w:t>
-            </w:r>
-          </w:p>
-        </w:tc>
-      </w:tr>
-    </w:tbl>
-    <w:p/>
-    <w:p>
-      <w:r>
-        <w:rPr>
-          <w:b/>
-          <w:sz w:val="18"/>
-        </w:rPr>
-        <w:t>■ 前提条件（Preconditions）</w:t>
-      </w:r>
-    </w:p>
-    <w:p>
-      <w:pPr>
-        <w:ind w:left="454"/>
-      </w:pPr>
-      <w:r>
-        <w:rPr>
-          <w:rFonts w:ascii="Meiryo" w:hAnsi="Meiryo"/>
-          <w:sz w:val="18"/>
-        </w:rPr>
-        <w:t>・ログアウト済み（セッションなし）</w:t>
-      </w:r>
-    </w:p>
-    <w:p>
-      <w:r>
-        <w:rPr>
-          <w:b/>
-          <w:sz w:val="18"/>
-        </w:rPr>
-        <w:t>■ 検証手順（Steps）</w:t>
-      </w:r>
-    </w:p>
-    <w:p>
-      <w:pPr>
-        <w:ind w:left="454"/>
-      </w:pPr>
-      <w:r>
-        <w:rPr>
-          <w:rFonts w:ascii="Meiryo" w:hAnsi="Meiryo"/>
-          <w:sz w:val="18"/>
-        </w:rPr>
-        <w:t>1. GET /api/auth/status を送信する</w:t>
-      </w:r>
-    </w:p>
-    <w:p>
-      <w:r>
-        <w:rPr>
-          <w:b/>
-          <w:sz w:val="18"/>
-        </w:rPr>
-        <w:t>■ 期待値（Expected Results）</w:t>
-      </w:r>
-    </w:p>
-    <w:p>
-      <w:pPr>
-        <w:ind w:left="454"/>
-      </w:pPr>
-      <w:r>
-        <w:rPr>
-          <w:rFonts w:ascii="Meiryo" w:hAnsi="Meiryo"/>
-          <w:sz w:val="18"/>
-        </w:rPr>
-        <w:t>1. HTTP 401</w:t>
-        <w:br/>
-        <w:t>2. body.error.code === 'UNAUTHORIZED'</w:t>
+        <w:t>1. ホーム画面に切り替わる（ロックエラーは表示されない）</w:t>
       </w:r>
     </w:p>
     <w:p/>

--- a/login-app/docs/specs-and-testcases.docx
+++ b/login-app/docs/specs-and-testcases.docx
@@ -3285,7 +3285,7 @@
           <w:color w:val="2E75B6"/>
           <w:sz w:val="24"/>
         </w:rPr>
-        <w:t>2-1. 画面遷移</w:t>
+        <w:t>2-1. 画面遷移図</w:t>
       </w:r>
     </w:p>
     <w:p>
@@ -3294,7 +3294,16 @@
           <w:i w:val="0"/>
           <w:sz w:val="18"/>
         </w:rPr>
-        <w:t>各画面間の遷移トリガーと条件を示す。SPA のため SCR-001〜003 は同一ページ内の表示切替。SCR-004（管理画面）のみ別 HTML ファイルへのリダイレクト。</w:t>
+        <w:t>各画面間の遷移トリガーと条件を示す。SCR-001〜003 は同一ページ内の表示切替、SCR-004（管理画面）のみ別ページへの遷移。</w:t>
+      </w:r>
+    </w:p>
+    <w:p>
+      <w:r>
+        <w:rPr>
+          <w:i/>
+          <w:sz w:val="16"/>
+        </w:rPr>
+        <w:t>※ 以下のコードを GitHub / VS Code（Mermaid プレビュー）/ Mermaid Live Editor に貼り付けると図としてレンダリングできます。</w:t>
       </w:r>
     </w:p>
     <w:p/>
@@ -3302,36 +3311,40 @@
       <w:r>
         <w:rPr>
           <w:rFonts w:ascii="Courier New" w:hAnsi="Courier New"/>
-          <w:sz w:val="16"/>
+          <w:sz w:val="18"/>
         </w:rPr>
-        <w:t>【ログイン画面 SCR-001】</w:t>
+        <w:t>```mermaid</w:t>
         <w:br/>
-        <w:t xml:space="preserve">  ├─ 一般ユーザーログイン成功（HTTP 200 / isAdmin=false）─────────────► 【ホーム画面 SCR-002】</w:t>
+        <w:t>flowchart TD</w:t>
         <w:br/>
-        <w:t xml:space="preserve">  ├─ 管理者ログイン成功（HTTP 200 / isAdmin=true）──────────────────────► 【管理画面 SCR-004 /admin.html】</w:t>
+        <w:t xml:space="preserve">    LOGIN["ログイン画面\nSCR-001"]</w:t>
         <w:br/>
-        <w:t xml:space="preserve">  ├─ PW期限切れ（HTTP 422 PASSWORD_EXPIRED）────────────────────────────► 【PW変更画面 SCR-003】</w:t>
+        <w:t xml:space="preserve">    HOME["ホーム画面\nSCR-002"]</w:t>
         <w:br/>
-        <w:t xml:space="preserve">  ├─ 認証失敗（HTTP 401 AUTH_FAILED）────────────────────────────────────► 【SCR-001 エラー表示】</w:t>
+        <w:t xml:space="preserve">    PWCHANGE["パスワード変更画面\nSCR-003"]</w:t>
         <w:br/>
-        <w:t xml:space="preserve">  └─ ロック中（HTTP 403 ACCOUNT_LOCKED）─────────────────────────────────► 【SCR-001 ロックエラー表示】</w:t>
+        <w:t xml:space="preserve">    ADMIN["管理画面\nSCR-004"]</w:t>
         <w:br/>
         <w:br/>
-        <w:t>【ホーム画面 SCR-002】</w:t>
+        <w:t xml:space="preserve">    LOGIN --&gt;|一般ユーザーログイン成功| HOME</w:t>
         <w:br/>
-        <w:t xml:space="preserve">  └─ ログアウトボタン押下 ────────────────────────────────────────────────► 【ログイン画面 SCR-001】</w:t>
+        <w:t xml:space="preserve">    LOGIN --&gt;|管理者ログイン成功| ADMIN</w:t>
         <w:br/>
+        <w:t xml:space="preserve">    LOGIN --&gt;|パスワード期限切れ| PWCHANGE</w:t>
         <w:br/>
-        <w:t>【PW変更画面 SCR-003】</w:t>
+        <w:t xml:space="preserve">    LOGIN --&gt;|認証失敗| LOGIN</w:t>
         <w:br/>
-        <w:t xml:space="preserve">  ├─ PW変更成功（HTTP 200）→ 成功メッセージ → 2秒後 ─────────────────────► 【ログイン画面 SCR-001】</w:t>
+        <w:t xml:space="preserve">    LOGIN --&gt;|アカウントロック| LOGIN</w:t>
         <w:br/>
-        <w:t xml:space="preserve">  └─ バリデーションエラー ─────────────────────────────────────────────────► 【SCR-003 エラー表示】</w:t>
+        <w:t xml:space="preserve">    HOME --&gt;|ログアウト| LOGIN</w:t>
         <w:br/>
+        <w:t xml:space="preserve">    PWCHANGE --&gt;|パスワード変更成功（2秒後）| LOGIN</w:t>
         <w:br/>
-        <w:t>【管理画面 SCR-004】</w:t>
+        <w:t xml:space="preserve">    PWCHANGE --&gt;|バリデーションエラー| PWCHANGE</w:t>
         <w:br/>
-        <w:t xml:space="preserve">  └─ 各操作（追加/ロック/削除/PW変更） → GET /api/users で一覧更新 ─────► 【SCR-004 同一画面更新】</w:t>
+        <w:t xml:space="preserve">    ADMIN --&gt;|ユーザー管理操作| ADMIN</w:t>
+        <w:br/>
+        <w:t>```</w:t>
       </w:r>
     </w:p>
     <w:p/>
@@ -3344,74 +3357,7 @@
           <w:color w:val="2E75B6"/>
           <w:sz w:val="24"/>
         </w:rPr>
-        <w:t>2-2. アカウント状態遷移</w:t>
-      </w:r>
-    </w:p>
-    <w:p>
-      <w:r>
-        <w:rPr>
-          <w:i w:val="0"/>
-          <w:sz w:val="18"/>
-        </w:rPr>
-        <w:t>ユーザーアカウントが取りうる状態と、状態を変化させるトリガーを示す。</w:t>
-      </w:r>
-    </w:p>
-    <w:p/>
-    <w:p>
-      <w:r>
-        <w:rPr>
-          <w:rFonts w:ascii="Courier New" w:hAnsi="Courier New"/>
-          <w:sz w:val="16"/>
-        </w:rPr>
-        <w:t xml:space="preserve">                       連続5回失敗 / 管理者手動ロック</w:t>
-        <w:br/>
-        <w:t xml:space="preserve">   ┌──────────────────────────────────────────────────────────────┐</w:t>
-        <w:br/>
-        <w:t xml:space="preserve">   │                                                              ▼</w:t>
-        <w:br/>
-        <w:t>【有効 active】 ─── 管理者が無効化 ─────────────────────────► 【無効 inactive】</w:t>
-        <w:br/>
-        <w:t xml:space="preserve">   │  ▲                                                              │</w:t>
-        <w:br/>
-        <w:t xml:space="preserve">   │  └─────────── 管理者が有効化 ────────────────────────────────────┘</w:t>
-        <w:br/>
-        <w:t xml:space="preserve">   │</w:t>
-        <w:br/>
-        <w:t xml:space="preserve">   ├─── PW未変更90日超 ──────► 【PW期限切れ expired_pw】</w:t>
-        <w:br/>
-        <w:t xml:space="preserve">   │                               │（有効状態は変わらず、次回ログイン時に判定）</w:t>
-        <w:br/>
-        <w:t xml:space="preserve">   │                               └── PW変更 ──────────────────────► 【有効 active】</w:t>
-        <w:br/>
-        <w:t xml:space="preserve">   │</w:t>
-        <w:br/>
-        <w:t xml:space="preserve">   └─────────────────────────► 【ロック中 locked】</w:t>
-        <w:br/>
-        <w:t xml:space="preserve">                                   │</w:t>
-        <w:br/>
-        <w:t xml:space="preserve">                                   ├── 30分後（自動）─────────────► 【有効 active】</w:t>
-        <w:br/>
-        <w:t xml:space="preserve">                                   └── 管理者が解除 ───────────────► 【有効 active】</w:t>
-        <w:br/>
-        <w:br/>
-        <w:t>【管理者 admin（is_admin=true）】</w:t>
-        <w:br/>
-        <w:t xml:space="preserve">   ├── ロック / 無効化 / 削除 操作なし（管理画面から保護）</w:t>
-        <w:br/>
-        <w:t xml:space="preserve">   └── 管理者PWフォームからパスワードのみ変更可（長さ制限なし）</w:t>
-      </w:r>
-    </w:p>
-    <w:p/>
-    <w:p>
-      <w:pPr>
-        <w:pStyle w:val="Heading2"/>
-      </w:pPr>
-      <w:r>
-        <w:rPr>
-          <w:color w:val="2E75B6"/>
-          <w:sz w:val="24"/>
-        </w:rPr>
-        <w:t>2-3. 状態遷移表</w:t>
+        <w:t>2-2. 画面遷移表</w:t>
       </w:r>
     </w:p>
     <w:tbl>
@@ -3442,7 +3388,7 @@
                 <w:color w:val="FFFFFF"/>
                 <w:sz w:val="16"/>
               </w:rPr>
-              <w:t>遷移前状態</w:t>
+              <w:t>遷移元画面</w:t>
             </w:r>
           </w:p>
         </w:tc>
@@ -3480,7 +3426,7 @@
                 <w:color w:val="FFFFFF"/>
                 <w:sz w:val="16"/>
               </w:rPr>
-              <w:t>遷移後状態</w:t>
+              <w:t>遷移先画面</w:t>
             </w:r>
           </w:p>
         </w:tc>
@@ -3499,7 +3445,709 @@
                 <w:color w:val="FFFFFF"/>
                 <w:sz w:val="16"/>
               </w:rPr>
-              <w:t>DB変化 / 備考</w:t>
+              <w:t>備考</w:t>
+            </w:r>
+          </w:p>
+        </w:tc>
+      </w:tr>
+      <w:tr>
+        <w:tc>
+          <w:tcPr>
+            <w:tcW w:type="dxa" w:w="2268"/>
+            <w:shd w:fill="FFFFFF" w:val="clear"/>
+          </w:tcPr>
+          <w:p>
+            <w:r>
+              <w:rPr>
+                <w:b/>
+                <w:sz w:val="16"/>
+              </w:rPr>
+              <w:t>ログイン画面</w:t>
+            </w:r>
+          </w:p>
+        </w:tc>
+        <w:tc>
+          <w:tcPr>
+            <w:tcW w:type="dxa" w:w="3118"/>
+            <w:shd w:fill="FFFFFF" w:val="clear"/>
+          </w:tcPr>
+          <w:p>
+            <w:r>
+              <w:rPr>
+                <w:sz w:val="16"/>
+              </w:rPr>
+              <w:t>一般ユーザーログイン成功</w:t>
+            </w:r>
+          </w:p>
+        </w:tc>
+        <w:tc>
+          <w:tcPr>
+            <w:tcW w:type="dxa" w:w="2551"/>
+            <w:shd w:fill="FFFFFF" w:val="clear"/>
+          </w:tcPr>
+          <w:p>
+            <w:r>
+              <w:rPr>
+                <w:sz w:val="16"/>
+              </w:rPr>
+              <w:t>ホーム画面</w:t>
+            </w:r>
+          </w:p>
+        </w:tc>
+        <w:tc>
+          <w:tcPr>
+            <w:tcW w:type="dxa" w:w="4819"/>
+            <w:shd w:fill="FFFFFF" w:val="clear"/>
+          </w:tcPr>
+          <w:p>
+            <w:r>
+              <w:rPr>
+                <w:sz w:val="16"/>
+              </w:rPr>
+              <w:t>ログイン成功（一般ユーザー）</w:t>
+            </w:r>
+          </w:p>
+        </w:tc>
+      </w:tr>
+      <w:tr>
+        <w:tc>
+          <w:tcPr>
+            <w:tcW w:type="dxa" w:w="2268"/>
+            <w:shd w:fill="EEF3FA" w:val="clear"/>
+          </w:tcPr>
+          <w:p>
+            <w:r>
+              <w:rPr>
+                <w:b/>
+                <w:sz w:val="16"/>
+              </w:rPr>
+              <w:t>ログイン画面</w:t>
+            </w:r>
+          </w:p>
+        </w:tc>
+        <w:tc>
+          <w:tcPr>
+            <w:tcW w:type="dxa" w:w="3118"/>
+            <w:shd w:fill="EEF3FA" w:val="clear"/>
+          </w:tcPr>
+          <w:p>
+            <w:r>
+              <w:rPr>
+                <w:sz w:val="16"/>
+              </w:rPr>
+              <w:t>管理者ログイン成功</w:t>
+            </w:r>
+          </w:p>
+        </w:tc>
+        <w:tc>
+          <w:tcPr>
+            <w:tcW w:type="dxa" w:w="2551"/>
+            <w:shd w:fill="EEF3FA" w:val="clear"/>
+          </w:tcPr>
+          <w:p>
+            <w:r>
+              <w:rPr>
+                <w:sz w:val="16"/>
+              </w:rPr>
+              <w:t>管理画面</w:t>
+            </w:r>
+          </w:p>
+        </w:tc>
+        <w:tc>
+          <w:tcPr>
+            <w:tcW w:type="dxa" w:w="4819"/>
+            <w:shd w:fill="EEF3FA" w:val="clear"/>
+          </w:tcPr>
+          <w:p>
+            <w:r>
+              <w:rPr>
+                <w:sz w:val="16"/>
+              </w:rPr>
+              <w:t>ログイン成功（管理者）→ 別ページへ遷移</w:t>
+            </w:r>
+          </w:p>
+        </w:tc>
+      </w:tr>
+      <w:tr>
+        <w:tc>
+          <w:tcPr>
+            <w:tcW w:type="dxa" w:w="2268"/>
+            <w:shd w:fill="FFFFFF" w:val="clear"/>
+          </w:tcPr>
+          <w:p>
+            <w:r>
+              <w:rPr>
+                <w:b/>
+                <w:sz w:val="16"/>
+              </w:rPr>
+              <w:t>ログイン画面</w:t>
+            </w:r>
+          </w:p>
+        </w:tc>
+        <w:tc>
+          <w:tcPr>
+            <w:tcW w:type="dxa" w:w="3118"/>
+            <w:shd w:fill="FFFFFF" w:val="clear"/>
+          </w:tcPr>
+          <w:p>
+            <w:r>
+              <w:rPr>
+                <w:sz w:val="16"/>
+              </w:rPr>
+              <w:t>パスワード期限切れ</w:t>
+            </w:r>
+          </w:p>
+        </w:tc>
+        <w:tc>
+          <w:tcPr>
+            <w:tcW w:type="dxa" w:w="2551"/>
+            <w:shd w:fill="FFFFFF" w:val="clear"/>
+          </w:tcPr>
+          <w:p>
+            <w:r>
+              <w:rPr>
+                <w:sz w:val="16"/>
+              </w:rPr>
+              <w:t>パスワード変更画面</w:t>
+            </w:r>
+          </w:p>
+        </w:tc>
+        <w:tc>
+          <w:tcPr>
+            <w:tcW w:type="dxa" w:w="4819"/>
+            <w:shd w:fill="FFFFFF" w:val="clear"/>
+          </w:tcPr>
+          <w:p>
+            <w:r>
+              <w:rPr>
+                <w:sz w:val="16"/>
+              </w:rPr>
+              <w:t>90日以上変更なし → 変更画面へ誘導</w:t>
+            </w:r>
+          </w:p>
+        </w:tc>
+      </w:tr>
+      <w:tr>
+        <w:tc>
+          <w:tcPr>
+            <w:tcW w:type="dxa" w:w="2268"/>
+            <w:shd w:fill="EEF3FA" w:val="clear"/>
+          </w:tcPr>
+          <w:p>
+            <w:r>
+              <w:rPr>
+                <w:b/>
+                <w:sz w:val="16"/>
+              </w:rPr>
+              <w:t>ログイン画面</w:t>
+            </w:r>
+          </w:p>
+        </w:tc>
+        <w:tc>
+          <w:tcPr>
+            <w:tcW w:type="dxa" w:w="3118"/>
+            <w:shd w:fill="EEF3FA" w:val="clear"/>
+          </w:tcPr>
+          <w:p>
+            <w:r>
+              <w:rPr>
+                <w:sz w:val="16"/>
+              </w:rPr>
+              <w:t>認証失敗</w:t>
+            </w:r>
+          </w:p>
+        </w:tc>
+        <w:tc>
+          <w:tcPr>
+            <w:tcW w:type="dxa" w:w="2551"/>
+            <w:shd w:fill="EEF3FA" w:val="clear"/>
+          </w:tcPr>
+          <w:p>
+            <w:r>
+              <w:rPr>
+                <w:sz w:val="16"/>
+              </w:rPr>
+              <w:t>ログイン画面（エラー表示）</w:t>
+            </w:r>
+          </w:p>
+        </w:tc>
+        <w:tc>
+          <w:tcPr>
+            <w:tcW w:type="dxa" w:w="4819"/>
+            <w:shd w:fill="EEF3FA" w:val="clear"/>
+          </w:tcPr>
+          <w:p>
+            <w:r>
+              <w:rPr>
+                <w:sz w:val="16"/>
+              </w:rPr>
+              <w:t>残り試行回数を表示</w:t>
+            </w:r>
+          </w:p>
+        </w:tc>
+      </w:tr>
+      <w:tr>
+        <w:tc>
+          <w:tcPr>
+            <w:tcW w:type="dxa" w:w="2268"/>
+            <w:shd w:fill="FFFFFF" w:val="clear"/>
+          </w:tcPr>
+          <w:p>
+            <w:r>
+              <w:rPr>
+                <w:b/>
+                <w:sz w:val="16"/>
+              </w:rPr>
+              <w:t>ログイン画面</w:t>
+            </w:r>
+          </w:p>
+        </w:tc>
+        <w:tc>
+          <w:tcPr>
+            <w:tcW w:type="dxa" w:w="3118"/>
+            <w:shd w:fill="FFFFFF" w:val="clear"/>
+          </w:tcPr>
+          <w:p>
+            <w:r>
+              <w:rPr>
+                <w:sz w:val="16"/>
+              </w:rPr>
+              <w:t>アカウントロック</w:t>
+            </w:r>
+          </w:p>
+        </w:tc>
+        <w:tc>
+          <w:tcPr>
+            <w:tcW w:type="dxa" w:w="2551"/>
+            <w:shd w:fill="FFFFFF" w:val="clear"/>
+          </w:tcPr>
+          <w:p>
+            <w:r>
+              <w:rPr>
+                <w:sz w:val="16"/>
+              </w:rPr>
+              <w:t>ログイン画面（ロックエラー表示）</w:t>
+            </w:r>
+          </w:p>
+        </w:tc>
+        <w:tc>
+          <w:tcPr>
+            <w:tcW w:type="dxa" w:w="4819"/>
+            <w:shd w:fill="FFFFFF" w:val="clear"/>
+          </w:tcPr>
+          <w:p>
+            <w:r>
+              <w:rPr>
+                <w:sz w:val="16"/>
+              </w:rPr>
+              <w:t>ロックエラーメッセージを表示</w:t>
+            </w:r>
+          </w:p>
+        </w:tc>
+      </w:tr>
+      <w:tr>
+        <w:tc>
+          <w:tcPr>
+            <w:tcW w:type="dxa" w:w="2268"/>
+            <w:shd w:fill="EEF3FA" w:val="clear"/>
+          </w:tcPr>
+          <w:p>
+            <w:r>
+              <w:rPr>
+                <w:b/>
+                <w:sz w:val="16"/>
+              </w:rPr>
+              <w:t>ホーム画面</w:t>
+            </w:r>
+          </w:p>
+        </w:tc>
+        <w:tc>
+          <w:tcPr>
+            <w:tcW w:type="dxa" w:w="3118"/>
+            <w:shd w:fill="EEF3FA" w:val="clear"/>
+          </w:tcPr>
+          <w:p>
+            <w:r>
+              <w:rPr>
+                <w:sz w:val="16"/>
+              </w:rPr>
+              <w:t>ログアウトボタン押下</w:t>
+            </w:r>
+          </w:p>
+        </w:tc>
+        <w:tc>
+          <w:tcPr>
+            <w:tcW w:type="dxa" w:w="2551"/>
+            <w:shd w:fill="EEF3FA" w:val="clear"/>
+          </w:tcPr>
+          <w:p>
+            <w:r>
+              <w:rPr>
+                <w:sz w:val="16"/>
+              </w:rPr>
+              <w:t>ログイン画面</w:t>
+            </w:r>
+          </w:p>
+        </w:tc>
+        <w:tc>
+          <w:tcPr>
+            <w:tcW w:type="dxa" w:w="4819"/>
+            <w:shd w:fill="EEF3FA" w:val="clear"/>
+          </w:tcPr>
+          <w:p>
+            <w:r>
+              <w:rPr>
+                <w:sz w:val="16"/>
+              </w:rPr>
+              <w:t>フォームクリア・セッション破棄</w:t>
+            </w:r>
+          </w:p>
+        </w:tc>
+      </w:tr>
+      <w:tr>
+        <w:tc>
+          <w:tcPr>
+            <w:tcW w:type="dxa" w:w="2268"/>
+            <w:shd w:fill="FFFFFF" w:val="clear"/>
+          </w:tcPr>
+          <w:p>
+            <w:r>
+              <w:rPr>
+                <w:b/>
+                <w:sz w:val="16"/>
+              </w:rPr>
+              <w:t>パスワード変更画面</w:t>
+            </w:r>
+          </w:p>
+        </w:tc>
+        <w:tc>
+          <w:tcPr>
+            <w:tcW w:type="dxa" w:w="3118"/>
+            <w:shd w:fill="FFFFFF" w:val="clear"/>
+          </w:tcPr>
+          <w:p>
+            <w:r>
+              <w:rPr>
+                <w:sz w:val="16"/>
+              </w:rPr>
+              <w:t>パスワード変更成功</w:t>
+            </w:r>
+          </w:p>
+        </w:tc>
+        <w:tc>
+          <w:tcPr>
+            <w:tcW w:type="dxa" w:w="2551"/>
+            <w:shd w:fill="FFFFFF" w:val="clear"/>
+          </w:tcPr>
+          <w:p>
+            <w:r>
+              <w:rPr>
+                <w:sz w:val="16"/>
+              </w:rPr>
+              <w:t>ログイン画面（2秒後）</w:t>
+            </w:r>
+          </w:p>
+        </w:tc>
+        <w:tc>
+          <w:tcPr>
+            <w:tcW w:type="dxa" w:w="4819"/>
+            <w:shd w:fill="FFFFFF" w:val="clear"/>
+          </w:tcPr>
+          <w:p>
+            <w:r>
+              <w:rPr>
+                <w:sz w:val="16"/>
+              </w:rPr>
+              <w:t>成功メッセージ表示 → 2秒後に自動遷移</w:t>
+            </w:r>
+          </w:p>
+        </w:tc>
+      </w:tr>
+      <w:tr>
+        <w:tc>
+          <w:tcPr>
+            <w:tcW w:type="dxa" w:w="2268"/>
+            <w:shd w:fill="EEF3FA" w:val="clear"/>
+          </w:tcPr>
+          <w:p>
+            <w:r>
+              <w:rPr>
+                <w:b/>
+                <w:sz w:val="16"/>
+              </w:rPr>
+              <w:t>パスワード変更画面</w:t>
+            </w:r>
+          </w:p>
+        </w:tc>
+        <w:tc>
+          <w:tcPr>
+            <w:tcW w:type="dxa" w:w="3118"/>
+            <w:shd w:fill="EEF3FA" w:val="clear"/>
+          </w:tcPr>
+          <w:p>
+            <w:r>
+              <w:rPr>
+                <w:sz w:val="16"/>
+              </w:rPr>
+              <w:t>バリデーションエラー</w:t>
+            </w:r>
+          </w:p>
+        </w:tc>
+        <w:tc>
+          <w:tcPr>
+            <w:tcW w:type="dxa" w:w="2551"/>
+            <w:shd w:fill="EEF3FA" w:val="clear"/>
+          </w:tcPr>
+          <w:p>
+            <w:r>
+              <w:rPr>
+                <w:sz w:val="16"/>
+              </w:rPr>
+              <w:t>パスワード変更画面（エラー表示）</w:t>
+            </w:r>
+          </w:p>
+        </w:tc>
+        <w:tc>
+          <w:tcPr>
+            <w:tcW w:type="dxa" w:w="4819"/>
+            <w:shd w:fill="EEF3FA" w:val="clear"/>
+          </w:tcPr>
+          <w:p>
+            <w:r>
+              <w:rPr>
+                <w:sz w:val="16"/>
+              </w:rPr>
+              <w:t>画面内でエラー表示</w:t>
+            </w:r>
+          </w:p>
+        </w:tc>
+      </w:tr>
+      <w:tr>
+        <w:tc>
+          <w:tcPr>
+            <w:tcW w:type="dxa" w:w="2268"/>
+            <w:shd w:fill="FFFFFF" w:val="clear"/>
+          </w:tcPr>
+          <w:p>
+            <w:r>
+              <w:rPr>
+                <w:b/>
+                <w:sz w:val="16"/>
+              </w:rPr>
+              <w:t>管理画面</w:t>
+            </w:r>
+          </w:p>
+        </w:tc>
+        <w:tc>
+          <w:tcPr>
+            <w:tcW w:type="dxa" w:w="3118"/>
+            <w:shd w:fill="FFFFFF" w:val="clear"/>
+          </w:tcPr>
+          <w:p>
+            <w:r>
+              <w:rPr>
+                <w:sz w:val="16"/>
+              </w:rPr>
+              <w:t>ユーザー管理操作</w:t>
+            </w:r>
+          </w:p>
+        </w:tc>
+        <w:tc>
+          <w:tcPr>
+            <w:tcW w:type="dxa" w:w="2551"/>
+            <w:shd w:fill="FFFFFF" w:val="clear"/>
+          </w:tcPr>
+          <w:p>
+            <w:r>
+              <w:rPr>
+                <w:sz w:val="16"/>
+              </w:rPr>
+              <w:t>管理画面（一覧更新）</w:t>
+            </w:r>
+          </w:p>
+        </w:tc>
+        <w:tc>
+          <w:tcPr>
+            <w:tcW w:type="dxa" w:w="4819"/>
+            <w:shd w:fill="FFFFFF" w:val="clear"/>
+          </w:tcPr>
+          <w:p>
+            <w:r>
+              <w:rPr>
+                <w:sz w:val="16"/>
+              </w:rPr>
+              <w:t>操作後にユーザー一覧を再取得</w:t>
+            </w:r>
+          </w:p>
+        </w:tc>
+      </w:tr>
+    </w:tbl>
+    <w:p/>
+    <w:p>
+      <w:pPr>
+        <w:pStyle w:val="Heading2"/>
+      </w:pPr>
+      <w:r>
+        <w:rPr>
+          <w:color w:val="2E75B6"/>
+          <w:sz w:val="24"/>
+        </w:rPr>
+        <w:t>2-3. アカウント状態遷移図</w:t>
+      </w:r>
+    </w:p>
+    <w:p>
+      <w:r>
+        <w:rPr>
+          <w:i w:val="0"/>
+          <w:sz w:val="18"/>
+        </w:rPr>
+        <w:t>ユーザーアカウントが取りうる状態と、状態を変化させるトリガーを示す。</w:t>
+      </w:r>
+    </w:p>
+    <w:p>
+      <w:r>
+        <w:rPr>
+          <w:i/>
+          <w:sz w:val="16"/>
+        </w:rPr>
+        <w:t>※ 以下のコードを GitHub / VS Code / Mermaid Live Editor に貼り付けると図としてレンダリングできます。</w:t>
+      </w:r>
+    </w:p>
+    <w:p/>
+    <w:p>
+      <w:r>
+        <w:rPr>
+          <w:rFonts w:ascii="Courier New" w:hAnsi="Courier New"/>
+          <w:sz w:val="18"/>
+        </w:rPr>
+        <w:t>```mermaid</w:t>
+        <w:br/>
+        <w:t>stateDiagram-v2</w:t>
+        <w:br/>
+        <w:t xml:space="preserve">    [*] --&gt; 有効</w:t>
+        <w:br/>
+        <w:t xml:space="preserve">    有効 --&gt; ロック中 : 連続5回認証失敗</w:t>
+        <w:br/>
+        <w:t xml:space="preserve">    有効 --&gt; ロック中 : 管理者が手動ロック</w:t>
+        <w:br/>
+        <w:t xml:space="preserve">    有効 --&gt; 無効 : 管理者が無効化</w:t>
+        <w:br/>
+        <w:t xml:space="preserve">    有効 --&gt; PW期限切れ : パスワード変更から90日経過</w:t>
+        <w:br/>
+        <w:t xml:space="preserve">    ロック中 --&gt; 有効 : 30分後（自動解除）</w:t>
+        <w:br/>
+        <w:t xml:space="preserve">    ロック中 --&gt; 有効 : 管理者がロック解除</w:t>
+        <w:br/>
+        <w:t xml:space="preserve">    無効 --&gt; 有効 : 管理者が有効化</w:t>
+        <w:br/>
+        <w:t xml:space="preserve">    PW期限切れ --&gt; 有効 : ユーザーがパスワード変更</w:t>
+        <w:br/>
+        <w:t xml:space="preserve">    PW期限切れ --&gt; 有効 : 管理者がパスワード変更要求</w:t>
+        <w:br/>
+        <w:t xml:space="preserve">    管理者 --&gt; 管理者 : 管理者パスワード変更のみ可</w:t>
+        <w:br/>
+        <w:t>```</w:t>
+      </w:r>
+    </w:p>
+    <w:p/>
+    <w:p>
+      <w:pPr>
+        <w:pStyle w:val="Heading2"/>
+      </w:pPr>
+      <w:r>
+        <w:rPr>
+          <w:color w:val="2E75B6"/>
+          <w:sz w:val="24"/>
+        </w:rPr>
+        <w:t>2-4. アカウント状態遷移表</w:t>
+      </w:r>
+    </w:p>
+    <w:tbl>
+      <w:tblPr>
+        <w:tblStyle w:val="TableGrid"/>
+        <w:tblW w:type="auto" w:w="0"/>
+        <w:tblLook w:firstColumn="1" w:firstRow="1" w:lastColumn="0" w:lastRow="0" w:noHBand="0" w:noVBand="1" w:val="04A0"/>
+      </w:tblPr>
+      <w:tblGrid>
+        <w:gridCol w:w="2351"/>
+        <w:gridCol w:w="2351"/>
+        <w:gridCol w:w="2351"/>
+        <w:gridCol w:w="2351"/>
+      </w:tblGrid>
+      <w:tr>
+        <w:tc>
+          <w:tcPr>
+            <w:tcW w:type="dxa" w:w="2268"/>
+            <w:shd w:fill="2E75B6" w:val="clear"/>
+          </w:tcPr>
+          <w:p>
+            <w:pPr>
+              <w:jc w:val="center"/>
+            </w:pPr>
+            <w:r>
+              <w:rPr>
+                <w:b/>
+                <w:color w:val="FFFFFF"/>
+                <w:sz w:val="16"/>
+              </w:rPr>
+              <w:t>遷移前状態</w:t>
+            </w:r>
+          </w:p>
+        </w:tc>
+        <w:tc>
+          <w:tcPr>
+            <w:tcW w:type="dxa" w:w="3118"/>
+            <w:shd w:fill="2E75B6" w:val="clear"/>
+          </w:tcPr>
+          <w:p>
+            <w:pPr>
+              <w:jc w:val="center"/>
+            </w:pPr>
+            <w:r>
+              <w:rPr>
+                <w:b/>
+                <w:color w:val="FFFFFF"/>
+                <w:sz w:val="16"/>
+              </w:rPr>
+              <w:t>トリガー</w:t>
+            </w:r>
+          </w:p>
+        </w:tc>
+        <w:tc>
+          <w:tcPr>
+            <w:tcW w:type="dxa" w:w="2551"/>
+            <w:shd w:fill="2E75B6" w:val="clear"/>
+          </w:tcPr>
+          <w:p>
+            <w:pPr>
+              <w:jc w:val="center"/>
+            </w:pPr>
+            <w:r>
+              <w:rPr>
+                <w:b/>
+                <w:color w:val="FFFFFF"/>
+                <w:sz w:val="16"/>
+              </w:rPr>
+              <w:t>遷移後状態</w:t>
+            </w:r>
+          </w:p>
+        </w:tc>
+        <w:tc>
+          <w:tcPr>
+            <w:tcW w:type="dxa" w:w="4819"/>
+            <w:shd w:fill="2E75B6" w:val="clear"/>
+          </w:tcPr>
+          <w:p>
+            <w:pPr>
+              <w:jc w:val="center"/>
+            </w:pPr>
+            <w:r>
+              <w:rPr>
+                <w:b/>
+                <w:color w:val="FFFFFF"/>
+                <w:sz w:val="16"/>
+              </w:rPr>
+              <w:t>備考</w:t>
             </w:r>
           </w:p>
         </w:tc>
@@ -4114,7 +4762,7 @@
           <w:i/>
           <w:sz w:val="18"/>
         </w:rPr>
-        <w:t>各ストーリーは Playwright（E2E / API）または Jest（Unit）で自動化することを前提に Given / When / Then 形式で記述。</w:t>
+        <w:t>各ストーリーは自動化を前提に Given / When / Then 形式で記述。</w:t>
       </w:r>
     </w:p>
     <w:p/>
